--- a/deliverables/Week_05_Transformers_and_Attention/Week_05_Teaching_Notes.docx
+++ b/deliverables/Week_05_Transformers_and_Attention/Week_05_Teaching_Notes.docx
@@ -581,7 +581,7 @@
                 <w:sz w:val="20"/>
                 <w:szCs w:val="20"/>
               </w:rPr>
-              <w:t xml:space="preserve">Notebook and Python file with TODOs. Embedded and separate diagrams accompany the lab.</w:t>
+              <w:t xml:space="preserve">Notebook with TODOs. Embedded and separate diagrams accompany the lab.</w:t>
             </w:r>
           </w:p>
         </w:tc>
@@ -647,7 +647,7 @@
                 <w:sz w:val="20"/>
                 <w:szCs w:val="20"/>
               </w:rPr>
-              <w:t xml:space="preserve">Instructor notebook and Python file with completed code and model answers.</w:t>
+              <w:t xml:space="preserve">Instructor notebook with completed code and model answers.</w:t>
             </w:r>
           </w:p>
         </w:tc>
@@ -1710,9 +1710,9 @@
         <w:tblLayout w:type="fixed"/>
       </w:tblPr>
       <w:tblGrid>
-        <w:gridCol w:w="1220"/>
-        <w:gridCol w:w="3866"/>
-        <w:gridCol w:w="4326"/>
+        <w:gridCol w:w="1335"/>
+        <w:gridCol w:w="4119"/>
+        <w:gridCol w:w="3958"/>
       </w:tblGrid>
       <w:tr>
         <w:trPr>
@@ -1721,7 +1721,7 @@
         </w:trPr>
         <w:tc>
           <w:tcPr>
-            <w:tcW w:type="dxa" w:w="1220"/>
+            <w:tcW w:type="dxa" w:w="1335"/>
             <w:tcBorders>
               <w:top w:val="single" w:color="D1D5DB" w:sz="4"/>
               <w:left w:val="single" w:color="D1D5DB" w:sz="4"/>
@@ -1752,7 +1752,7 @@
         </w:tc>
         <w:tc>
           <w:tcPr>
-            <w:tcW w:type="dxa" w:w="3866"/>
+            <w:tcW w:type="dxa" w:w="4119"/>
             <w:tcBorders>
               <w:top w:val="single" w:color="D1D5DB" w:sz="4"/>
               <w:left w:val="single" w:color="D1D5DB" w:sz="4"/>
@@ -1783,7 +1783,7 @@
         </w:tc>
         <w:tc>
           <w:tcPr>
-            <w:tcW w:type="dxa" w:w="4326"/>
+            <w:tcW w:type="dxa" w:w="3958"/>
             <w:tcBorders>
               <w:top w:val="single" w:color="D1D5DB" w:sz="4"/>
               <w:left w:val="single" w:color="D1D5DB" w:sz="4"/>
@@ -1819,7 +1819,7 @@
         </w:trPr>
         <w:tc>
           <w:tcPr>
-            <w:tcW w:type="dxa" w:w="1220"/>
+            <w:tcW w:type="dxa" w:w="1335"/>
             <w:tcBorders>
               <w:top w:val="single" w:color="D1D5DB" w:sz="4"/>
               <w:left w:val="single" w:color="D1D5DB" w:sz="4"/>
@@ -1849,7 +1849,7 @@
         </w:tc>
         <w:tc>
           <w:tcPr>
-            <w:tcW w:type="dxa" w:w="3866"/>
+            <w:tcW w:type="dxa" w:w="4119"/>
             <w:tcBorders>
               <w:top w:val="single" w:color="D1D5DB" w:sz="4"/>
               <w:left w:val="single" w:color="D1D5DB" w:sz="4"/>
@@ -1877,7 +1877,7 @@
         </w:tc>
         <w:tc>
           <w:tcPr>
-            <w:tcW w:type="dxa" w:w="4326"/>
+            <w:tcW w:type="dxa" w:w="3958"/>
             <w:tcBorders>
               <w:top w:val="single" w:color="D1D5DB" w:sz="4"/>
               <w:left w:val="single" w:color="D1D5DB" w:sz="4"/>
@@ -1910,7 +1910,7 @@
         </w:trPr>
         <w:tc>
           <w:tcPr>
-            <w:tcW w:type="dxa" w:w="1220"/>
+            <w:tcW w:type="dxa" w:w="1335"/>
             <w:tcBorders>
               <w:top w:val="single" w:color="D1D5DB" w:sz="4"/>
               <w:left w:val="single" w:color="D1D5DB" w:sz="4"/>
@@ -1940,7 +1940,7 @@
         </w:tc>
         <w:tc>
           <w:tcPr>
-            <w:tcW w:type="dxa" w:w="3866"/>
+            <w:tcW w:type="dxa" w:w="4119"/>
             <w:tcBorders>
               <w:top w:val="single" w:color="D1D5DB" w:sz="4"/>
               <w:left w:val="single" w:color="D1D5DB" w:sz="4"/>
@@ -1968,7 +1968,7 @@
         </w:tc>
         <w:tc>
           <w:tcPr>
-            <w:tcW w:type="dxa" w:w="4326"/>
+            <w:tcW w:type="dxa" w:w="3958"/>
             <w:tcBorders>
               <w:top w:val="single" w:color="D1D5DB" w:sz="4"/>
               <w:left w:val="single" w:color="D1D5DB" w:sz="4"/>
@@ -2001,7 +2001,7 @@
         </w:trPr>
         <w:tc>
           <w:tcPr>
-            <w:tcW w:type="dxa" w:w="1220"/>
+            <w:tcW w:type="dxa" w:w="1335"/>
             <w:tcBorders>
               <w:top w:val="single" w:color="D1D5DB" w:sz="4"/>
               <w:left w:val="single" w:color="D1D5DB" w:sz="4"/>
@@ -2031,7 +2031,7 @@
         </w:tc>
         <w:tc>
           <w:tcPr>
-            <w:tcW w:type="dxa" w:w="3866"/>
+            <w:tcW w:type="dxa" w:w="4119"/>
             <w:tcBorders>
               <w:top w:val="single" w:color="D1D5DB" w:sz="4"/>
               <w:left w:val="single" w:color="D1D5DB" w:sz="4"/>
@@ -2059,7 +2059,7 @@
         </w:tc>
         <w:tc>
           <w:tcPr>
-            <w:tcW w:type="dxa" w:w="4326"/>
+            <w:tcW w:type="dxa" w:w="3958"/>
             <w:tcBorders>
               <w:top w:val="single" w:color="D1D5DB" w:sz="4"/>
               <w:left w:val="single" w:color="D1D5DB" w:sz="4"/>
@@ -2082,6 +2082,279 @@
                 <w:szCs w:val="20"/>
               </w:rPr>
               <w:t xml:space="preserve">For input characters 'cat', which characters follow them in 'cats'?</w:t>
+            </w:r>
+          </w:p>
+        </w:tc>
+      </w:tr>
+      <w:tr>
+        <w:trPr>
+          <w:cantSplit/>
+        </w:trPr>
+        <w:tc>
+          <w:tcPr>
+            <w:tcW w:type="dxa" w:w="1335"/>
+            <w:tcBorders>
+              <w:top w:val="single" w:color="D1D5DB" w:sz="4"/>
+              <w:left w:val="single" w:color="D1D5DB" w:sz="4"/>
+              <w:bottom w:val="single" w:color="D1D5DB" w:sz="4"/>
+              <w:right w:val="single" w:color="D1D5DB" w:sz="4"/>
+            </w:tcBorders>
+            <w:shd w:fill="FFFFFF" w:color="auto" w:val="clear"/>
+            <w:tcMar>
+              <w:top w:type="dxa" w:w="80"/>
+              <w:left w:type="dxa" w:w="120"/>
+              <w:bottom w:type="dxa" w:w="80"/>
+              <w:right w:type="dxa" w:w="120"/>
+            </w:tcMar>
+            <w:vAlign w:val="top"/>
+          </w:tcPr>
+          <w:p>
+            <w:r>
+              <w:rPr>
+                <w:b/>
+                <w:bCs/>
+                <w:sz w:val="20"/>
+                <w:szCs w:val="20"/>
+              </w:rPr>
+              <w:t xml:space="preserve">Embedding</w:t>
+            </w:r>
+          </w:p>
+        </w:tc>
+        <w:tc>
+          <w:tcPr>
+            <w:tcW w:type="dxa" w:w="4119"/>
+            <w:tcBorders>
+              <w:top w:val="single" w:color="D1D5DB" w:sz="4"/>
+              <w:left w:val="single" w:color="D1D5DB" w:sz="4"/>
+              <w:bottom w:val="single" w:color="D1D5DB" w:sz="4"/>
+              <w:right w:val="single" w:color="D1D5DB" w:sz="4"/>
+            </w:tcBorders>
+            <w:shd w:fill="FFFFFF" w:color="auto" w:val="clear"/>
+            <w:tcMar>
+              <w:top w:type="dxa" w:w="80"/>
+              <w:left w:type="dxa" w:w="120"/>
+              <w:bottom w:type="dxa" w:w="80"/>
+              <w:right w:type="dxa" w:w="120"/>
+            </w:tcMar>
+            <w:vAlign w:val="top"/>
+          </w:tcPr>
+          <w:p>
+            <w:r>
+              <w:rPr>
+                <w:sz w:val="20"/>
+                <w:szCs w:val="20"/>
+              </w:rPr>
+              <w:t xml:space="preserve">A numerical vector representing an item, often learned, for prediction or comparison.</w:t>
+            </w:r>
+          </w:p>
+        </w:tc>
+        <w:tc>
+          <w:tcPr>
+            <w:tcW w:type="dxa" w:w="3958"/>
+            <w:tcBorders>
+              <w:top w:val="single" w:color="D1D5DB" w:sz="4"/>
+              <w:left w:val="single" w:color="D1D5DB" w:sz="4"/>
+              <w:bottom w:val="single" w:color="D1D5DB" w:sz="4"/>
+              <w:right w:val="single" w:color="D1D5DB" w:sz="4"/>
+            </w:tcBorders>
+            <w:shd w:fill="FFFFFF" w:color="auto" w:val="clear"/>
+            <w:tcMar>
+              <w:top w:type="dxa" w:w="80"/>
+              <w:left w:type="dxa" w:w="120"/>
+              <w:bottom w:type="dxa" w:w="80"/>
+              <w:right w:type="dxa" w:w="120"/>
+            </w:tcMar>
+            <w:vAlign w:val="top"/>
+          </w:tcPr>
+          <w:p>
+            <w:r>
+              <w:rPr>
+                <w:sz w:val="20"/>
+                <w:szCs w:val="20"/>
+              </w:rPr>
+              <w:t xml:space="preserve">What selects an embedding row?</w:t>
+            </w:r>
+          </w:p>
+        </w:tc>
+      </w:tr>
+      <w:tr>
+        <w:trPr>
+          <w:cantSplit/>
+        </w:trPr>
+        <w:tc>
+          <w:tcPr>
+            <w:tcW w:type="dxa" w:w="1335"/>
+            <w:tcBorders>
+              <w:top w:val="single" w:color="D1D5DB" w:sz="4"/>
+              <w:left w:val="single" w:color="D1D5DB" w:sz="4"/>
+              <w:bottom w:val="single" w:color="D1D5DB" w:sz="4"/>
+              <w:right w:val="single" w:color="D1D5DB" w:sz="4"/>
+            </w:tcBorders>
+            <w:shd w:fill="EEF0FF" w:color="auto" w:val="clear"/>
+            <w:tcMar>
+              <w:top w:type="dxa" w:w="80"/>
+              <w:left w:type="dxa" w:w="120"/>
+              <w:bottom w:type="dxa" w:w="80"/>
+              <w:right w:type="dxa" w:w="120"/>
+            </w:tcMar>
+            <w:vAlign w:val="top"/>
+          </w:tcPr>
+          <w:p>
+            <w:r>
+              <w:rPr>
+                <w:b/>
+                <w:bCs/>
+                <w:sz w:val="20"/>
+                <w:szCs w:val="20"/>
+              </w:rPr>
+              <w:t xml:space="preserve">Causal mask</w:t>
+            </w:r>
+          </w:p>
+        </w:tc>
+        <w:tc>
+          <w:tcPr>
+            <w:tcW w:type="dxa" w:w="4119"/>
+            <w:tcBorders>
+              <w:top w:val="single" w:color="D1D5DB" w:sz="4"/>
+              <w:left w:val="single" w:color="D1D5DB" w:sz="4"/>
+              <w:bottom w:val="single" w:color="D1D5DB" w:sz="4"/>
+              <w:right w:val="single" w:color="D1D5DB" w:sz="4"/>
+            </w:tcBorders>
+            <w:shd w:fill="EEF0FF" w:color="auto" w:val="clear"/>
+            <w:tcMar>
+              <w:top w:type="dxa" w:w="80"/>
+              <w:left w:type="dxa" w:w="120"/>
+              <w:bottom w:type="dxa" w:w="80"/>
+              <w:right w:type="dxa" w:w="120"/>
+            </w:tcMar>
+            <w:vAlign w:val="top"/>
+          </w:tcPr>
+          <w:p>
+            <w:r>
+              <w:rPr>
+                <w:sz w:val="20"/>
+                <w:szCs w:val="20"/>
+              </w:rPr>
+              <w:t xml:space="preserve">A rule preventing a position from attending to later positions.</w:t>
+            </w:r>
+          </w:p>
+        </w:tc>
+        <w:tc>
+          <w:tcPr>
+            <w:tcW w:type="dxa" w:w="3958"/>
+            <w:tcBorders>
+              <w:top w:val="single" w:color="D1D5DB" w:sz="4"/>
+              <w:left w:val="single" w:color="D1D5DB" w:sz="4"/>
+              <w:bottom w:val="single" w:color="D1D5DB" w:sz="4"/>
+              <w:right w:val="single" w:color="D1D5DB" w:sz="4"/>
+            </w:tcBorders>
+            <w:shd w:fill="EEF0FF" w:color="auto" w:val="clear"/>
+            <w:tcMar>
+              <w:top w:type="dxa" w:w="80"/>
+              <w:left w:type="dxa" w:w="120"/>
+              <w:bottom w:type="dxa" w:w="80"/>
+              <w:right w:type="dxa" w:w="120"/>
+            </w:tcMar>
+            <w:vAlign w:val="top"/>
+          </w:tcPr>
+          <w:p>
+            <w:r>
+              <w:rPr>
+                <w:sz w:val="20"/>
+                <w:szCs w:val="20"/>
+              </w:rPr>
+              <w:t xml:space="preserve">Is the current position allowed?</w:t>
+            </w:r>
+          </w:p>
+        </w:tc>
+      </w:tr>
+      <w:tr>
+        <w:trPr>
+          <w:cantSplit/>
+        </w:trPr>
+        <w:tc>
+          <w:tcPr>
+            <w:tcW w:type="dxa" w:w="1335"/>
+            <w:tcBorders>
+              <w:top w:val="single" w:color="D1D5DB" w:sz="4"/>
+              <w:left w:val="single" w:color="D1D5DB" w:sz="4"/>
+              <w:bottom w:val="single" w:color="D1D5DB" w:sz="4"/>
+              <w:right w:val="single" w:color="D1D5DB" w:sz="4"/>
+            </w:tcBorders>
+            <w:shd w:fill="FFFFFF" w:color="auto" w:val="clear"/>
+            <w:tcMar>
+              <w:top w:type="dxa" w:w="80"/>
+              <w:left w:type="dxa" w:w="120"/>
+              <w:bottom w:type="dxa" w:w="80"/>
+              <w:right w:type="dxa" w:w="120"/>
+            </w:tcMar>
+            <w:vAlign w:val="top"/>
+          </w:tcPr>
+          <w:p>
+            <w:r>
+              <w:rPr>
+                <w:b/>
+                <w:bCs/>
+                <w:sz w:val="20"/>
+                <w:szCs w:val="20"/>
+              </w:rPr>
+              <w:t xml:space="preserve">Softmax</w:t>
+            </w:r>
+          </w:p>
+        </w:tc>
+        <w:tc>
+          <w:tcPr>
+            <w:tcW w:type="dxa" w:w="4119"/>
+            <w:tcBorders>
+              <w:top w:val="single" w:color="D1D5DB" w:sz="4"/>
+              <w:left w:val="single" w:color="D1D5DB" w:sz="4"/>
+              <w:bottom w:val="single" w:color="D1D5DB" w:sz="4"/>
+              <w:right w:val="single" w:color="D1D5DB" w:sz="4"/>
+            </w:tcBorders>
+            <w:shd w:fill="FFFFFF" w:color="auto" w:val="clear"/>
+            <w:tcMar>
+              <w:top w:type="dxa" w:w="80"/>
+              <w:left w:type="dxa" w:w="120"/>
+              <w:bottom w:type="dxa" w:w="80"/>
+              <w:right w:type="dxa" w:w="120"/>
+            </w:tcMar>
+            <w:vAlign w:val="top"/>
+          </w:tcPr>
+          <w:p>
+            <w:r>
+              <w:rPr>
+                <w:sz w:val="20"/>
+                <w:szCs w:val="20"/>
+              </w:rPr>
+              <w:t xml:space="preserve">Turns a row of scores into nonnegative numbers summing to one.</w:t>
+            </w:r>
+          </w:p>
+        </w:tc>
+        <w:tc>
+          <w:tcPr>
+            <w:tcW w:type="dxa" w:w="3958"/>
+            <w:tcBorders>
+              <w:top w:val="single" w:color="D1D5DB" w:sz="4"/>
+              <w:left w:val="single" w:color="D1D5DB" w:sz="4"/>
+              <w:bottom w:val="single" w:color="D1D5DB" w:sz="4"/>
+              <w:right w:val="single" w:color="D1D5DB" w:sz="4"/>
+            </w:tcBorders>
+            <w:shd w:fill="FFFFFF" w:color="auto" w:val="clear"/>
+            <w:tcMar>
+              <w:top w:type="dxa" w:w="80"/>
+              <w:left w:type="dxa" w:w="120"/>
+              <w:bottom w:type="dxa" w:w="80"/>
+              <w:right w:type="dxa" w:w="120"/>
+            </w:tcMar>
+            <w:vAlign w:val="top"/>
+          </w:tcPr>
+          <w:p>
+            <w:r>
+              <w:rPr>
+                <w:sz w:val="20"/>
+                <w:szCs w:val="20"/>
+              </w:rPr>
+              <w:t xml:space="preserve">What does each row sum to?</w:t>
             </w:r>
           </w:p>
         </w:tc>
@@ -2171,6 +2444,69 @@
     </w:p>
     <w:p>
       <w:pPr>
+        <w:pStyle w:val="ListParagraph"/>
+        <w:keepLines/>
+        <w:numPr>
+          <w:ilvl w:val="0"/>
+          <w:numId w:val="2"/>
+        </w:numPr>
+        <w:spacing w:after="80" w:line="276"/>
+      </w:pPr>
+      <w:r>
+        <w:rPr>
+          <w:b/>
+          <w:bCs/>
+        </w:rPr>
+        <w:t xml:space="preserve">Embedding:</w:t>
+      </w:r>
+      <w:r>
+        <w:t xml:space="preserve"> The vocabulary ID.</w:t>
+      </w:r>
+    </w:p>
+    <w:p>
+      <w:pPr>
+        <w:pStyle w:val="ListParagraph"/>
+        <w:keepLines/>
+        <w:numPr>
+          <w:ilvl w:val="0"/>
+          <w:numId w:val="2"/>
+        </w:numPr>
+        <w:spacing w:after="80" w:line="276"/>
+      </w:pPr>
+      <w:r>
+        <w:rPr>
+          <w:b/>
+          <w:bCs/>
+        </w:rPr>
+        <w:t xml:space="preserve">Causal mask:</w:t>
+      </w:r>
+      <w:r>
+        <w:t xml:space="preserve"> Yes; only later positions are blocked.</w:t>
+      </w:r>
+    </w:p>
+    <w:p>
+      <w:pPr>
+        <w:pStyle w:val="ListParagraph"/>
+        <w:keepLines/>
+        <w:numPr>
+          <w:ilvl w:val="0"/>
+          <w:numId w:val="2"/>
+        </w:numPr>
+        <w:spacing w:after="80" w:line="276"/>
+      </w:pPr>
+      <w:r>
+        <w:rPr>
+          <w:b/>
+          <w:bCs/>
+        </w:rPr>
+        <w:t xml:space="preserve">Softmax:</w:t>
+      </w:r>
+      <w:r>
+        <w:t xml:space="preserve"> One, before display rounding.</w:t>
+      </w:r>
+    </w:p>
+    <w:p>
+      <w:pPr>
         <w:pStyle w:val="Heading2"/>
         <w:keepNext/>
       </w:pPr>
@@ -2185,7 +2521,7 @@
         <w:spacing w:after="140" w:line="288"/>
       </w:pPr>
       <w:r>
-        <w:t xml:space="preserve">Trace ROMEO: through the lab model. V is vocabulary size; d is vector size.</w:t>
+        <w:t xml:space="preserve">Predict; append; repeat.</w:t>
       </w:r>
     </w:p>
     <w:p>
@@ -2354,7 +2690,7 @@
         <w:t xml:space="preserve">Check your understanding.</w:t>
       </w:r>
       <w:r>
-        <w:t xml:space="preserve"> Can the next-character prediction use characters that have not been generated yet?</w:t>
+        <w:t xml:space="preserve"> Future characters allowed?</w:t>
       </w:r>
     </w:p>
     <w:p>
@@ -2390,7 +2726,7 @@
         <w:spacing w:after="140" w:line="288"/>
       </w:pPr>
       <w:r>
-        <w:t xml:space="preserve">Turn comparisons between tokens into a mixture of information</w:t>
+        <w:t xml:space="preserve">Match; then mix.</w:t>
       </w:r>
     </w:p>
     <w:p>
@@ -2559,7 +2895,7 @@
         <w:t xml:space="preserve">Check your understanding.</w:t>
       </w:r>
       <w:r>
-        <w:t xml:space="preserve"> Do attention weights mix the key vectors or the value vectors to form the output?</w:t>
+        <w:t xml:space="preserve"> Mix keys or values?</w:t>
       </w:r>
     </w:p>
     <w:p>
@@ -2585,7 +2921,7 @@
         <w:keepNext/>
       </w:pPr>
       <w:r>
-        <w:t xml:space="preserve">Build, train and inspect</w:t>
+        <w:t xml:space="preserve">Trace one character-training step</w:t>
       </w:r>
     </w:p>
     <w:p>
@@ -2595,7 +2931,7 @@
         <w:spacing w:after="140" w:line="288"/>
       </w:pPr>
       <w:r>
-        <w:t xml:space="preserve">Connect each experiment to the function that performs it</w:t>
+        <w:t xml:space="preserve">Independent inspections stay separate.</w:t>
       </w:r>
     </w:p>
     <w:p>
@@ -2609,7 +2945,7 @@
           <wp:inline distT="0" distB="0" distL="0" distR="0">
             <wp:extent cx="5334000" cy="1962150"/>
             <wp:effectExtent t="0" r="0" b="0" l="0"/>
-            <wp:docPr id="4" name="Build, train and inspect" descr="Build, train and inspect" title="Build, train and inspect"/>
+            <wp:docPr id="4" name="Trace one character-training step" descr="Trace one character-training step" title="Trace one character-training step"/>
             <wp:cNvGraphicFramePr>
               <a:graphicFrameLocks xmlns:a="http://schemas.openxmlformats.org/drawingml/2006/main" noChangeAspect="1"/>
             </wp:cNvGraphicFramePr>
@@ -2658,7 +2994,7 @@
           <w:sz w:val="19"/>
           <w:szCs w:val="19"/>
         </w:rPr>
-        <w:t xml:space="preserve">Build, train and inspect</w:t>
+        <w:t xml:space="preserve">Trace one character-training step</w:t>
       </w:r>
     </w:p>
     <w:p>
@@ -2764,7 +3100,7 @@
         <w:t xml:space="preserve">Check your understanding.</w:t>
       </w:r>
       <w:r>
-        <w:t xml:space="preserve"> Which function supplies the known next characters during training, and which evaluates separate text?</w:t>
+        <w:t xml:space="preserve"> Validation changes weights?</w:t>
       </w:r>
     </w:p>
     <w:p>
@@ -2781,7 +3117,7 @@
         <w:t xml:space="preserve">Instructor explanation.</w:t>
       </w:r>
       <w:r>
-        <w:t xml:space="preserve"> get_batch supplies shifted targets; val_loss evaluates batches drawn from val_data.</w:t>
+        <w:t xml:space="preserve"> No. val_loss runs under no_grad on val_data and never calls the optimiser; only training batches from get_batch update weights.</w:t>
       </w:r>
     </w:p>
     <w:p>
@@ -2800,7 +3136,7 @@
         <w:spacing w:after="140" w:line="288"/>
       </w:pPr>
       <w:r>
-        <w:t xml:space="preserve">B is batch size; T is sequence length; d is vector size; V is vocabulary size.</w:t>
+        <w:t xml:space="preserve">Targets bypass representations.</w:t>
       </w:r>
     </w:p>
     <w:p>
@@ -2955,7 +3291,7 @@
         <w:t xml:space="preserve">Check your understanding.</w:t>
       </w:r>
       <w:r>
-        <w:t xml:space="preserve"> Where do the target labels come from?</w:t>
+        <w:t xml:space="preserve"> Where do targets originate?</w:t>
       </w:r>
     </w:p>
     <w:p>
@@ -2991,7 +3327,7 @@
         <w:spacing w:after="140" w:line="288"/>
       </w:pPr>
       <w:r>
-        <w:t xml:space="preserve">Inference repeatedly adds a chosen character to the existing prefix.</w:t>
+        <w:t xml:space="preserve">Evaluation mode; fixed weights.</w:t>
       </w:r>
     </w:p>
     <w:p>
@@ -3146,7 +3482,7 @@
         <w:t xml:space="preserve">Check your understanding.</w:t>
       </w:r>
       <w:r>
-        <w:t xml:space="preserve"> Why do we use the final position's logits to generate the next character?</w:t>
+        <w:t xml:space="preserve"> Do weights change?</w:t>
       </w:r>
     </w:p>
     <w:p>
@@ -3163,7 +3499,7 @@
         <w:t xml:space="preserve">Instructor explanation.</w:t>
       </w:r>
       <w:r>
-        <w:t xml:space="preserve"> That position represents the end of the current prefix. Earlier positions predict characters already inside the prefix.</w:t>
+        <w:t xml:space="preserve"> No. Generation reuses the trained weights; only the prefix grows by one sampled character each step.</w:t>
       </w:r>
     </w:p>
     <w:p>
@@ -4076,6 +4412,23 @@
     </w:p>
     <w:p>
       <w:pPr>
+        <w:keepNext w:val="false"/>
+        <w:keepLines/>
+        <w:spacing w:after="140" w:line="288"/>
+      </w:pPr>
+      <w:r>
+        <w:rPr>
+          <w:b/>
+          <w:bCs/>
+        </w:rPr>
+        <w:t xml:space="preserve">Attention mask.</w:t>
+      </w:r>
+      <w:r>
+        <w:t xml:space="preserve"> Rules marking which token pairs an attention operation may use; Boolean conventions vary by API.</w:t>
+      </w:r>
+    </w:p>
+    <w:p>
+      <w:pPr>
         <w:pStyle w:val="Heading1"/>
         <w:keepNext/>
       </w:pPr>
@@ -4217,7 +4570,7 @@
       <w:r>
         <w:drawing>
           <wp:inline distT="0" distB="0" distL="0" distR="0">
-            <wp:extent cx="5334000" cy="2295525"/>
+            <wp:extent cx="5334000" cy="2219325"/>
             <wp:effectExtent t="0" r="0" b="0" l="0"/>
             <wp:docPr id="7" name="Recurrent memory and direct attention routes" descr="Recurrent memory and direct attention routes" title="Recurrent memory and direct attention routes"/>
             <wp:cNvGraphicFramePr>
@@ -4242,7 +4595,7 @@
                   <pic:spPr bwMode="auto">
                     <a:xfrm>
                       <a:off x="0" y="0"/>
-                      <a:ext cx="5334000" cy="2295525"/>
+                      <a:ext cx="5334000" cy="2219325"/>
                     </a:xfrm>
                     <a:prstGeom prst="rect">
                       <a:avLst/>
@@ -5461,7 +5814,7 @@
       <w:r>
         <w:drawing>
           <wp:inline distT="0" distB="0" distL="0" distR="0">
-            <wp:extent cx="5334000" cy="1885950"/>
+            <wp:extent cx="5334000" cy="1924050"/>
             <wp:effectExtent t="0" r="0" b="0" l="0"/>
             <wp:docPr id="10" name="Q/K produce weights; V supplies the mixed information" descr="Q/K produce weights; V supplies the mixed information" title="Q/K produce weights; V supplies the mixed information"/>
             <wp:cNvGraphicFramePr>
@@ -5486,7 +5839,7 @@
                   <pic:spPr bwMode="auto">
                     <a:xfrm>
                       <a:off x="0" y="0"/>
-                      <a:ext cx="5334000" cy="1885950"/>
+                      <a:ext cx="5334000" cy="1924050"/>
                     </a:xfrm>
                     <a:prstGeom prst="rect">
                       <a:avLst/>
@@ -6160,7 +6513,7 @@
       <w:r>
         <w:drawing>
           <wp:inline distT="0" distB="0" distL="0" distR="0">
-            <wp:extent cx="5334000" cy="1885950"/>
+            <wp:extent cx="5334000" cy="2009775"/>
             <wp:effectExtent t="0" r="0" b="0" l="0"/>
             <wp:docPr id="11" name="Classroom scores, weights and value mixture" descr="Classroom scores, weights and value mixture" title="Classroom scores, weights and value mixture"/>
             <wp:cNvGraphicFramePr>
@@ -6185,7 +6538,7 @@
                   <pic:spPr bwMode="auto">
                     <a:xfrm>
                       <a:off x="0" y="0"/>
-                      <a:ext cx="5334000" cy="1885950"/>
+                      <a:ext cx="5334000" cy="2009775"/>
                     </a:xfrm>
                     <a:prstGeom prst="rect">
                       <a:avLst/>
@@ -7095,7 +7448,7 @@
       <w:r>
         <w:drawing>
           <wp:inline distT="0" distB="0" distL="0" distR="0">
-            <wp:extent cx="5334000" cy="1885950"/>
+            <wp:extent cx="5334000" cy="1809750"/>
             <wp:effectExtent t="0" r="0" b="0" l="0"/>
             <wp:docPr id="13" name="Smaller parallel heads, joined and projected" descr="Smaller parallel heads, joined and projected" title="Smaller parallel heads, joined and projected"/>
             <wp:cNvGraphicFramePr>
@@ -7120,7 +7473,7 @@
                   <pic:spPr bwMode="auto">
                     <a:xfrm>
                       <a:off x="0" y="0"/>
-                      <a:ext cx="5334000" cy="1885950"/>
+                      <a:ext cx="5334000" cy="1809750"/>
                     </a:xfrm>
                     <a:prstGeom prst="rect">
                       <a:avLst/>
@@ -7381,7 +7734,7 @@
       <w:r>
         <w:drawing>
           <wp:inline distT="0" distB="0" distL="0" distR="0">
-            <wp:extent cx="5334000" cy="1838325"/>
+            <wp:extent cx="5334000" cy="2057400"/>
             <wp:effectExtent t="0" r="0" b="0" l="0"/>
             <wp:docPr id="16" name="Allowed and blocked source positions" descr="Allowed and blocked source positions" title="Allowed and blocked source positions"/>
             <wp:cNvGraphicFramePr>
@@ -7406,7 +7759,7 @@
                   <pic:spPr bwMode="auto">
                     <a:xfrm>
                       <a:off x="0" y="0"/>
-                      <a:ext cx="5334000" cy="1838325"/>
+                      <a:ext cx="5334000" cy="2057400"/>
                     </a:xfrm>
                     <a:prstGeom prst="rect">
                       <a:avLst/>
@@ -7520,7 +7873,7 @@
         <w:spacing w:after="140" w:line="288"/>
       </w:pPr>
       <w:r>
-        <w:t xml:space="preserve">The lecture summary uses measured BERT attention. Of all 144 heads, layer 4, head 11 gives the largest weight from it to animal: 0.847. This is the same rule as lab TODO 5, so students should find the same head. Choosing the strongest head is part of the method: the median head gives animal only 0.02, and 7 of 144 heads exceed 0.5.</w:t>
+        <w:t xml:space="preserve">The lecture summary uses measured BERT attention. Of all 144 heads, layer 4, head 11 gives the largest weight from it to animal: 0.847. This is the same rule as optional lab TODO 5; an equivalent input, model and numerical configuration should recover that selection. Choosing the strongest head is part of the method: the median head gives animal only 0.02, and 7 of 144 heads exceed 0.5.</w:t>
       </w:r>
     </w:p>
     <w:p>
@@ -7666,7 +8019,7 @@
         <w:spacing w:after="140" w:line="288"/>
       </w:pPr>
       <w:r>
-        <w:t xml:space="preserve">GPT-2 is a causal decoder. In the measured heads below, every square above the diagonal has weight 0.0: a token never reads a later token. Different heads still behave differently. Layer 1, head 1 spreads weight over several earlier tokens; layer 5, head 12 reads the previous token.</w:t>
+        <w:t xml:space="preserve">GPT-2 is a causal decoder. In the measured heads below, every square above the diagonal has weight 0: a token never reads a later token. Different heads still behave differently. Layer 1, head 1 spreads weight over several earlier tokens; layer 5, head 12 reads the previous token.</w:t>
       </w:r>
     </w:p>
     <w:p>
@@ -7678,7 +8031,7 @@
       <w:r>
         <w:drawing>
           <wp:inline distT="0" distB="0" distL="0" distR="0">
-            <wp:extent cx="5334000" cy="2714625"/>
+            <wp:extent cx="5334000" cy="2828925"/>
             <wp:effectExtent t="0" r="0" b="0" l="0"/>
             <wp:docPr id="19" name="Two measured GPT-2 heads with readable labels" descr="Two measured GPT-2 heads with readable labels" title="Two measured GPT-2 heads with readable labels"/>
             <wp:cNvGraphicFramePr>
@@ -7703,7 +8056,7 @@
                   <pic:spPr bwMode="auto">
                     <a:xfrm>
                       <a:off x="0" y="0"/>
-                      <a:ext cx="5334000" cy="2714625"/>
+                      <a:ext cx="5334000" cy="2828925"/>
                     </a:xfrm>
                     <a:prstGeom prst="rect">
                       <a:avLst/>
@@ -8004,7 +8357,7 @@
         <w:spacing w:after="140" w:line="288"/>
       </w:pPr>
       <w:r>
-        <w:t xml:space="preserve">The lab MLP expands width 192 to 768, applies GELU and returns to 192. GELU is nonlinear, allowing more than a linear projection. Dropout omits features randomly during training as regularisation.</w:t>
+        <w:t xml:space="preserve">The stored longer experiment uses an MLP expanding width 192 to 768, then returning to 192. The CPU core expands width 128 to 512, then returns to 128. Both apply GELU between the linear layers. GELU is nonlinear, allowing more than a linear projection. Dropout omits features randomly during training as regularisation.</w:t>
       </w:r>
     </w:p>
     <w:p>
@@ -8337,7 +8690,7 @@
       <w:r>
         <w:drawing>
           <wp:inline distT="0" distB="0" distL="0" distR="0">
-            <wp:extent cx="5334000" cy="2343150"/>
+            <wp:extent cx="5334000" cy="2752725"/>
             <wp:effectExtent t="0" r="0" b="0" l="0"/>
             <wp:docPr id="22" name="Information routes in three families" descr="Information routes in three families" title="Information routes in three families"/>
             <wp:cNvGraphicFramePr>
@@ -8362,7 +8715,7 @@
                   <pic:spPr bwMode="auto">
                     <a:xfrm>
                       <a:off x="0" y="0"/>
-                      <a:ext cx="5334000" cy="2343150"/>
+                      <a:ext cx="5334000" cy="2752725"/>
                     </a:xfrm>
                     <a:prstGeom prst="rect">
                       <a:avLst/>
@@ -8912,7 +9265,7 @@
       <w:r>
         <w:drawing>
           <wp:inline distT="0" distB="0" distL="0" distR="0">
-            <wp:extent cx="5334000" cy="1971675"/>
+            <wp:extent cx="5334000" cy="1924050"/>
             <wp:effectExtent t="0" r="0" b="0" l="0"/>
             <wp:docPr id="23" name="Compare inputs, outputs and uses" descr="Compare inputs, outputs and uses" title="Compare inputs, outputs and uses"/>
             <wp:cNvGraphicFramePr>
@@ -8937,7 +9290,7 @@
                   <pic:spPr bwMode="auto">
                     <a:xfrm>
                       <a:off x="0" y="0"/>
-                      <a:ext cx="5334000" cy="1971675"/>
+                      <a:ext cx="5334000" cy="1924050"/>
                     </a:xfrm>
                     <a:prstGeom prst="rect">
                       <a:avLst/>
@@ -9996,7 +10349,7 @@
         <w:t xml:space="preserve">Next-token prediction:</w:t>
       </w:r>
       <w:r>
-        <w:t xml:space="preserve"> GPT-style training predicts each next token from its allowed prefix. CharGPT uses input cat and targets ats from cats.</w:t>
+        <w:t xml:space="preserve"> GPT-style training predicts each next token from its allowed prefix. CharGPT uses input cat and targets ats from cats. The local CPU core trains a smaller model on the same Tiny Shakespeare text; the longer GPU experiment is archived separately.</w:t>
       </w:r>
     </w:p>
     <w:p>
@@ -10855,7 +11208,7 @@
         <w:spacing w:after="140" w:line="288"/>
       </w:pPr>
       <w:r>
-        <w:t xml:space="preserve">These values come from the stored metrics, not a promised outcome for every runtime. A full run of the lab notebook on an NVIDIA GTX 1650 laptop GPU (9 October 2026) reached a final validation loss of 1.56 (perplexity 4.75) in 8.6 minutes of training. Each check averages only 10 random validation batches, so repeated runs differ slightly. The recorded experiment uses a four-layer model, six heads, width 192 and context 128.</w:t>
+        <w:t xml:space="preserve">These values come from the stored metrics, not a promised outcome for every runtime. A separate, later full run of the notebook's GPU stretch configuration (four layers, six heads, width 192, context 128) on an NVIDIA GTX 1650 laptop GPU (9 October 2026) reached a final validation loss of 1.56 (perplexity 4.75) in 8.6 minutes of training. The CPU core (three layers, four heads, width 128, context 64, 2,000 updates, 619,969 parameters) reached validation loss 1.73 (perplexity 5.66); the whole core took 4.1 minutes on the course laptop. Its sample at temperature 0.5 began: "ROMEO: Yet look you to you must courter, that not to thee of that here I must come of a deter honough the cause of the field And do countent the fall have was bought for the prespection That mother…". Each check averages only a few random validation batches, so repeated runs differ slightly.</w:t>
       </w:r>
     </w:p>
     <w:p>
@@ -11045,7 +11398,7 @@
       <w:r>
         <w:drawing>
           <wp:inline distT="0" distB="0" distL="0" distR="0">
-            <wp:extent cx="5334000" cy="2152650"/>
+            <wp:extent cx="5334000" cy="2190750"/>
             <wp:effectExtent t="0" r="0" b="0" l="0"/>
             <wp:docPr id="26" name="Theoretical score-table memory and stated assumptions" descr="Theoretical score-table memory and stated assumptions" title="Theoretical score-table memory and stated assumptions"/>
             <wp:cNvGraphicFramePr>
@@ -11070,7 +11423,7 @@
                   <pic:spPr bwMode="auto">
                     <a:xfrm>
                       <a:off x="0" y="0"/>
-                      <a:ext cx="5334000" cy="2152650"/>
+                      <a:ext cx="5334000" cy="2190750"/>
                     </a:xfrm>
                     <a:prstGeom prst="rect">
                       <a:avLst/>
@@ -11208,7 +11561,7 @@
       <w:r>
         <w:drawing>
           <wp:inline distT="0" distB="0" distL="0" distR="0">
-            <wp:extent cx="5334000" cy="2133600"/>
+            <wp:extent cx="5334000" cy="2171700"/>
             <wp:effectExtent t="0" r="0" b="0" l="0"/>
             <wp:docPr id="27" name="Known input, cached representations and next-token prediction" descr="Known input, cached representations and next-token prediction" title="Known input, cached representations and next-token prediction"/>
             <wp:cNvGraphicFramePr>
@@ -11233,7 +11586,7 @@
                   <pic:spPr bwMode="auto">
                     <a:xfrm>
                       <a:off x="0" y="0"/>
-                      <a:ext cx="5334000" cy="2133600"/>
+                      <a:ext cx="5334000" cy="2171700"/>
                     </a:xfrm>
                     <a:prstGeom prst="rect">
                       <a:avLst/>
@@ -11320,7 +11673,7 @@
       <w:r>
         <w:drawing>
           <wp:inline distT="0" distB="0" distL="0" distR="0">
-            <wp:extent cx="5334000" cy="1971675"/>
+            <wp:extent cx="5334000" cy="2009775"/>
             <wp:effectExtent t="0" r="0" b="0" l="0"/>
             <wp:docPr id="28" name="Selected experts and weighted combination" descr="Selected experts and weighted combination" title="Selected experts and weighted combination"/>
             <wp:cNvGraphicFramePr>
@@ -11345,7 +11698,7 @@
                   <pic:spPr bwMode="auto">
                     <a:xfrm>
                       <a:off x="0" y="0"/>
-                      <a:ext cx="5334000" cy="1971675"/>
+                      <a:ext cx="5334000" cy="2009775"/>
                     </a:xfrm>
                     <a:prstGeom prst="rect">
                       <a:avLst/>
@@ -11432,7 +11785,7 @@
       <w:r>
         <w:drawing>
           <wp:inline distT="0" distB="0" distL="0" distR="0">
-            <wp:extent cx="5334000" cy="1971675"/>
+            <wp:extent cx="5334000" cy="1924050"/>
             <wp:effectExtent t="0" r="0" b="0" l="0"/>
             <wp:docPr id="29" name="Patches become positioned vectors" descr="Patches become positioned vectors" title="Patches become positioned vectors"/>
             <wp:cNvGraphicFramePr>
@@ -11457,7 +11810,7 @@
                   <pic:spPr bwMode="auto">
                     <a:xfrm>
                       <a:off x="0" y="0"/>
-                      <a:ext cx="5334000" cy="1971675"/>
+                      <a:ext cx="5334000" cy="1924050"/>
                     </a:xfrm>
                     <a:prstGeom prst="rect">
                       <a:avLst/>
@@ -12610,30 +12963,20 @@
           <w:b/>
           <w:bCs/>
         </w:rPr>
-        <w:t xml:space="preserve">Runtime:</w:t>
-      </w:r>
-      <w:r>
-        <w:t xml:space="preserve"> Free Colab T4 GPU, with a CPU fallback using fewer steps. </w:t>
+        <w:t xml:space="preserve">CPU core:</w:t>
+      </w:r>
+      <w:r>
+        <w:t xml:space="preserve"> the notebook trains on Tiny Shakespeare (a 1.1 MB download) with 2,000 updates, context 64, batch 32, width 128, four heads and three layers. On the course laptop (4 CPU threads) the complete core took 4.1 minutes, recorded on 11 October 2026. GPU is optional. Separate pretrained inspection and cache timing are optional downloads; longer training is an explicit stretch. </w:t>
       </w:r>
       <w:r>
         <w:rPr>
           <w:b/>
           <w:bCs/>
         </w:rPr>
-        <w:t xml:space="preserve">Downloads: Tiny Shakespeare</w:t>
-      </w:r>
-      <w:r>
-        <w:t xml:space="preserve"> text and the separate BERT and GPT-2 inspection models. On the 4 GB GTX 1650 laptop GPU used to check this pack (9 October 2026), the complete notebook ran in about 10 minutes with the models and data already downloaded. Download and training time depend on network and hardware. </w:t>
-      </w:r>
-      <w:r>
-        <w:rPr>
-          <w:b/>
-          <w:bCs/>
-        </w:rPr>
         <w:t xml:space="preserve">Hand-in:</w:t>
       </w:r>
       <w:r>
-        <w:t xml:space="preserve"> checks, loss curve, measured perplexity, generated samples, attention plots and explanations.</w:t>
+        <w:t xml:space="preserve"> semantic checks, actual loss curve/perplexity, samples, dataset/settings and explanations. Keep optional measurements separate.</w:t>
       </w:r>
     </w:p>
     <w:p>
@@ -13770,7 +14113,7 @@
         <w:spacing w:after="140" w:line="288"/>
       </w:pPr>
       <w:r>
-        <w:t xml:space="preserve">A repeated offline text fallback can overlap across train and validation content. Treat that run as a demonstration; its score does not establish generalisation to new text.</w:t>
+        <w:t xml:space="preserve">Tiny Shakespeare is split by position: the last 10% is held out for validation. It is one author's dialogue, so the score cannot establish broad writing ability. Periodic validation checks support development; freeze choices before a separate final test.</w:t>
       </w:r>
     </w:p>
     <w:p>
@@ -14220,2238 +14563,15 @@
         <w:t xml:space="preserve">Glossary</w:t>
       </w:r>
     </w:p>
-    <w:tbl>
-      <w:tblPr>
-        <w:tblW w:type="dxa" w:w="9412"/>
-        <w:tblBorders>
-          <w:top w:val="single" w:color="auto" w:sz="4"/>
-          <w:left w:val="single" w:color="auto" w:sz="4"/>
-          <w:bottom w:val="single" w:color="auto" w:sz="4"/>
-          <w:right w:val="single" w:color="auto" w:sz="4"/>
-          <w:insideH w:val="single" w:color="auto" w:sz="4"/>
-          <w:insideV w:val="single" w:color="auto" w:sz="4"/>
-        </w:tblBorders>
-        <w:tblLayout w:type="fixed"/>
-      </w:tblPr>
-      <w:tblGrid>
-        <w:gridCol w:w="2370"/>
-        <w:gridCol w:w="7042"/>
-      </w:tblGrid>
-      <w:tr>
-        <w:trPr>
-          <w:cantSplit/>
-          <w:tblHeader/>
-        </w:trPr>
-        <w:tc>
-          <w:tcPr>
-            <w:tcW w:type="dxa" w:w="2370"/>
-            <w:tcBorders>
-              <w:top w:val="single" w:color="D1D5DB" w:sz="4"/>
-              <w:left w:val="single" w:color="D1D5DB" w:sz="4"/>
-              <w:bottom w:val="single" w:color="D1D5DB" w:sz="4"/>
-              <w:right w:val="single" w:color="D1D5DB" w:sz="4"/>
-            </w:tcBorders>
-            <w:shd w:fill="1E1B4B" w:color="auto" w:val="clear"/>
-            <w:tcMar>
-              <w:top w:type="dxa" w:w="80"/>
-              <w:left w:type="dxa" w:w="120"/>
-              <w:bottom w:type="dxa" w:w="80"/>
-              <w:right w:type="dxa" w:w="120"/>
-            </w:tcMar>
-            <w:vAlign w:val="top"/>
-          </w:tcPr>
-          <w:p>
-            <w:r>
-              <w:rPr>
-                <w:b/>
-                <w:bCs/>
-                <w:color w:val="FFFFFF"/>
-                <w:sz w:val="20"/>
-                <w:szCs w:val="20"/>
-              </w:rPr>
-              <w:t xml:space="preserve">Term</w:t>
-            </w:r>
-          </w:p>
-        </w:tc>
-        <w:tc>
-          <w:tcPr>
-            <w:tcW w:type="dxa" w:w="7042"/>
-            <w:tcBorders>
-              <w:top w:val="single" w:color="D1D5DB" w:sz="4"/>
-              <w:left w:val="single" w:color="D1D5DB" w:sz="4"/>
-              <w:bottom w:val="single" w:color="D1D5DB" w:sz="4"/>
-              <w:right w:val="single" w:color="D1D5DB" w:sz="4"/>
-            </w:tcBorders>
-            <w:shd w:fill="1E1B4B" w:color="auto" w:val="clear"/>
-            <w:tcMar>
-              <w:top w:type="dxa" w:w="80"/>
-              <w:left w:type="dxa" w:w="120"/>
-              <w:bottom w:type="dxa" w:w="80"/>
-              <w:right w:type="dxa" w:w="120"/>
-            </w:tcMar>
-            <w:vAlign w:val="top"/>
-          </w:tcPr>
-          <w:p>
-            <w:r>
-              <w:rPr>
-                <w:b/>
-                <w:bCs/>
-                <w:color w:val="FFFFFF"/>
-                <w:sz w:val="20"/>
-                <w:szCs w:val="20"/>
-              </w:rPr>
-              <w:t xml:space="preserve">Plain meaning</w:t>
-            </w:r>
-          </w:p>
-        </w:tc>
-      </w:tr>
-      <w:tr>
-        <w:trPr>
-          <w:cantSplit/>
-        </w:trPr>
-        <w:tc>
-          <w:tcPr>
-            <w:tcW w:type="dxa" w:w="2370"/>
-            <w:tcBorders>
-              <w:top w:val="single" w:color="D1D5DB" w:sz="4"/>
-              <w:left w:val="single" w:color="D1D5DB" w:sz="4"/>
-              <w:bottom w:val="single" w:color="D1D5DB" w:sz="4"/>
-              <w:right w:val="single" w:color="D1D5DB" w:sz="4"/>
-            </w:tcBorders>
-            <w:shd w:fill="EEF0FF" w:color="auto" w:val="clear"/>
-            <w:tcMar>
-              <w:top w:type="dxa" w:w="80"/>
-              <w:left w:type="dxa" w:w="120"/>
-              <w:bottom w:type="dxa" w:w="80"/>
-              <w:right w:type="dxa" w:w="120"/>
-            </w:tcMar>
-            <w:vAlign w:val="top"/>
-          </w:tcPr>
-          <w:p>
-            <w:r>
-              <w:rPr>
-                <w:b/>
-                <w:bCs/>
-                <w:sz w:val="20"/>
-                <w:szCs w:val="20"/>
-              </w:rPr>
-              <w:t xml:space="preserve">Token</w:t>
-            </w:r>
-          </w:p>
-        </w:tc>
-        <w:tc>
-          <w:tcPr>
-            <w:tcW w:type="dxa" w:w="7042"/>
-            <w:tcBorders>
-              <w:top w:val="single" w:color="D1D5DB" w:sz="4"/>
-              <w:left w:val="single" w:color="D1D5DB" w:sz="4"/>
-              <w:bottom w:val="single" w:color="D1D5DB" w:sz="4"/>
-              <w:right w:val="single" w:color="D1D5DB" w:sz="4"/>
-            </w:tcBorders>
-            <w:shd w:fill="EEF0FF" w:color="auto" w:val="clear"/>
-            <w:tcMar>
-              <w:top w:type="dxa" w:w="80"/>
-              <w:left w:type="dxa" w:w="120"/>
-              <w:bottom w:type="dxa" w:w="80"/>
-              <w:right w:type="dxa" w:w="120"/>
-            </w:tcMar>
-            <w:vAlign w:val="top"/>
-          </w:tcPr>
-          <w:p>
-            <w:r>
-              <w:rPr>
-                <w:sz w:val="20"/>
-                <w:szCs w:val="20"/>
-              </w:rPr>
-              <w:t xml:space="preserve">One unit the model reads.</w:t>
-            </w:r>
-          </w:p>
-        </w:tc>
-      </w:tr>
-      <w:tr>
-        <w:trPr>
-          <w:cantSplit/>
-        </w:trPr>
-        <w:tc>
-          <w:tcPr>
-            <w:tcW w:type="dxa" w:w="2370"/>
-            <w:tcBorders>
-              <w:top w:val="single" w:color="D1D5DB" w:sz="4"/>
-              <w:left w:val="single" w:color="D1D5DB" w:sz="4"/>
-              <w:bottom w:val="single" w:color="D1D5DB" w:sz="4"/>
-              <w:right w:val="single" w:color="D1D5DB" w:sz="4"/>
-            </w:tcBorders>
-            <w:shd w:fill="FFFFFF" w:color="auto" w:val="clear"/>
-            <w:tcMar>
-              <w:top w:type="dxa" w:w="80"/>
-              <w:left w:type="dxa" w:w="120"/>
-              <w:bottom w:type="dxa" w:w="80"/>
-              <w:right w:type="dxa" w:w="120"/>
-            </w:tcMar>
-            <w:vAlign w:val="top"/>
-          </w:tcPr>
-          <w:p>
-            <w:r>
-              <w:rPr>
-                <w:b/>
-                <w:bCs/>
-                <w:sz w:val="20"/>
-                <w:szCs w:val="20"/>
-              </w:rPr>
-              <w:t xml:space="preserve">Tokenisation</w:t>
-            </w:r>
-          </w:p>
-        </w:tc>
-        <w:tc>
-          <w:tcPr>
-            <w:tcW w:type="dxa" w:w="7042"/>
-            <w:tcBorders>
-              <w:top w:val="single" w:color="D1D5DB" w:sz="4"/>
-              <w:left w:val="single" w:color="D1D5DB" w:sz="4"/>
-              <w:bottom w:val="single" w:color="D1D5DB" w:sz="4"/>
-              <w:right w:val="single" w:color="D1D5DB" w:sz="4"/>
-            </w:tcBorders>
-            <w:shd w:fill="FFFFFF" w:color="auto" w:val="clear"/>
-            <w:tcMar>
-              <w:top w:type="dxa" w:w="80"/>
-              <w:left w:type="dxa" w:w="120"/>
-              <w:bottom w:type="dxa" w:w="80"/>
-              <w:right w:type="dxa" w:w="120"/>
-            </w:tcMar>
-            <w:vAlign w:val="top"/>
-          </w:tcPr>
-          <w:p>
-            <w:r>
-              <w:rPr>
-                <w:sz w:val="20"/>
-                <w:szCs w:val="20"/>
-              </w:rPr>
-              <w:t xml:space="preserve">Split text and assign vocabulary IDs.</w:t>
-            </w:r>
-          </w:p>
-        </w:tc>
-      </w:tr>
-      <w:tr>
-        <w:trPr>
-          <w:cantSplit/>
-        </w:trPr>
-        <w:tc>
-          <w:tcPr>
-            <w:tcW w:type="dxa" w:w="2370"/>
-            <w:tcBorders>
-              <w:top w:val="single" w:color="D1D5DB" w:sz="4"/>
-              <w:left w:val="single" w:color="D1D5DB" w:sz="4"/>
-              <w:bottom w:val="single" w:color="D1D5DB" w:sz="4"/>
-              <w:right w:val="single" w:color="D1D5DB" w:sz="4"/>
-            </w:tcBorders>
-            <w:shd w:fill="EEF0FF" w:color="auto" w:val="clear"/>
-            <w:tcMar>
-              <w:top w:type="dxa" w:w="80"/>
-              <w:left w:type="dxa" w:w="120"/>
-              <w:bottom w:type="dxa" w:w="80"/>
-              <w:right w:type="dxa" w:w="120"/>
-            </w:tcMar>
-            <w:vAlign w:val="top"/>
-          </w:tcPr>
-          <w:p>
-            <w:r>
-              <w:rPr>
-                <w:b/>
-                <w:bCs/>
-                <w:sz w:val="20"/>
-                <w:szCs w:val="20"/>
-              </w:rPr>
-              <w:t xml:space="preserve">Embedding</w:t>
-            </w:r>
-          </w:p>
-        </w:tc>
-        <w:tc>
-          <w:tcPr>
-            <w:tcW w:type="dxa" w:w="7042"/>
-            <w:tcBorders>
-              <w:top w:val="single" w:color="D1D5DB" w:sz="4"/>
-              <w:left w:val="single" w:color="D1D5DB" w:sz="4"/>
-              <w:bottom w:val="single" w:color="D1D5DB" w:sz="4"/>
-              <w:right w:val="single" w:color="D1D5DB" w:sz="4"/>
-            </w:tcBorders>
-            <w:shd w:fill="EEF0FF" w:color="auto" w:val="clear"/>
-            <w:tcMar>
-              <w:top w:type="dxa" w:w="80"/>
-              <w:left w:type="dxa" w:w="120"/>
-              <w:bottom w:type="dxa" w:w="80"/>
-              <w:right w:type="dxa" w:w="120"/>
-            </w:tcMar>
-            <w:vAlign w:val="top"/>
-          </w:tcPr>
-          <w:p>
-            <w:r>
-              <w:rPr>
-                <w:sz w:val="20"/>
-                <w:szCs w:val="20"/>
-              </w:rPr>
-              <w:t xml:space="preserve">A learned vector; token tables and whole-text embeddings have different roles.</w:t>
-            </w:r>
-          </w:p>
-        </w:tc>
-      </w:tr>
-      <w:tr>
-        <w:trPr>
-          <w:cantSplit/>
-        </w:trPr>
-        <w:tc>
-          <w:tcPr>
-            <w:tcW w:type="dxa" w:w="2370"/>
-            <w:tcBorders>
-              <w:top w:val="single" w:color="D1D5DB" w:sz="4"/>
-              <w:left w:val="single" w:color="D1D5DB" w:sz="4"/>
-              <w:bottom w:val="single" w:color="D1D5DB" w:sz="4"/>
-              <w:right w:val="single" w:color="D1D5DB" w:sz="4"/>
-            </w:tcBorders>
-            <w:shd w:fill="FFFFFF" w:color="auto" w:val="clear"/>
-            <w:tcMar>
-              <w:top w:type="dxa" w:w="80"/>
-              <w:left w:type="dxa" w:w="120"/>
-              <w:bottom w:type="dxa" w:w="80"/>
-              <w:right w:type="dxa" w:w="120"/>
-            </w:tcMar>
-            <w:vAlign w:val="top"/>
-          </w:tcPr>
-          <w:p>
-            <w:r>
-              <w:rPr>
-                <w:b/>
-                <w:bCs/>
-                <w:sz w:val="20"/>
-                <w:szCs w:val="20"/>
-              </w:rPr>
-              <w:t xml:space="preserve">Vector</w:t>
-            </w:r>
-          </w:p>
-        </w:tc>
-        <w:tc>
-          <w:tcPr>
-            <w:tcW w:type="dxa" w:w="7042"/>
-            <w:tcBorders>
-              <w:top w:val="single" w:color="D1D5DB" w:sz="4"/>
-              <w:left w:val="single" w:color="D1D5DB" w:sz="4"/>
-              <w:bottom w:val="single" w:color="D1D5DB" w:sz="4"/>
-              <w:right w:val="single" w:color="D1D5DB" w:sz="4"/>
-            </w:tcBorders>
-            <w:shd w:fill="FFFFFF" w:color="auto" w:val="clear"/>
-            <w:tcMar>
-              <w:top w:type="dxa" w:w="80"/>
-              <w:left w:type="dxa" w:w="120"/>
-              <w:bottom w:type="dxa" w:w="80"/>
-              <w:right w:type="dxa" w:w="120"/>
-            </w:tcMar>
-            <w:vAlign w:val="top"/>
-          </w:tcPr>
-          <w:p>
-            <w:r>
-              <w:rPr>
-                <w:sz w:val="20"/>
-                <w:szCs w:val="20"/>
-              </w:rPr>
-              <w:t xml:space="preserve">An ordered list of numbers.</w:t>
-            </w:r>
-          </w:p>
-        </w:tc>
-      </w:tr>
-      <w:tr>
-        <w:trPr>
-          <w:cantSplit/>
-        </w:trPr>
-        <w:tc>
-          <w:tcPr>
-            <w:tcW w:type="dxa" w:w="2370"/>
-            <w:tcBorders>
-              <w:top w:val="single" w:color="D1D5DB" w:sz="4"/>
-              <w:left w:val="single" w:color="D1D5DB" w:sz="4"/>
-              <w:bottom w:val="single" w:color="D1D5DB" w:sz="4"/>
-              <w:right w:val="single" w:color="D1D5DB" w:sz="4"/>
-            </w:tcBorders>
-            <w:shd w:fill="EEF0FF" w:color="auto" w:val="clear"/>
-            <w:tcMar>
-              <w:top w:type="dxa" w:w="80"/>
-              <w:left w:type="dxa" w:w="120"/>
-              <w:bottom w:type="dxa" w:w="80"/>
-              <w:right w:type="dxa" w:w="120"/>
-            </w:tcMar>
-            <w:vAlign w:val="top"/>
-          </w:tcPr>
-          <w:p>
-            <w:r>
-              <w:rPr>
-                <w:b/>
-                <w:bCs/>
-                <w:sz w:val="20"/>
-                <w:szCs w:val="20"/>
-              </w:rPr>
-              <w:t xml:space="preserve">Matrix</w:t>
-            </w:r>
-          </w:p>
-        </w:tc>
-        <w:tc>
-          <w:tcPr>
-            <w:tcW w:type="dxa" w:w="7042"/>
-            <w:tcBorders>
-              <w:top w:val="single" w:color="D1D5DB" w:sz="4"/>
-              <w:left w:val="single" w:color="D1D5DB" w:sz="4"/>
-              <w:bottom w:val="single" w:color="D1D5DB" w:sz="4"/>
-              <w:right w:val="single" w:color="D1D5DB" w:sz="4"/>
-            </w:tcBorders>
-            <w:shd w:fill="EEF0FF" w:color="auto" w:val="clear"/>
-            <w:tcMar>
-              <w:top w:type="dxa" w:w="80"/>
-              <w:left w:type="dxa" w:w="120"/>
-              <w:bottom w:type="dxa" w:w="80"/>
-              <w:right w:type="dxa" w:w="120"/>
-            </w:tcMar>
-            <w:vAlign w:val="top"/>
-          </w:tcPr>
-          <w:p>
-            <w:r>
-              <w:rPr>
-                <w:sz w:val="20"/>
-                <w:szCs w:val="20"/>
-              </w:rPr>
-              <w:t xml:space="preserve">A numerical table with row and column axes.</w:t>
-            </w:r>
-          </w:p>
-        </w:tc>
-      </w:tr>
-      <w:tr>
-        <w:trPr>
-          <w:cantSplit/>
-        </w:trPr>
-        <w:tc>
-          <w:tcPr>
-            <w:tcW w:type="dxa" w:w="2370"/>
-            <w:tcBorders>
-              <w:top w:val="single" w:color="D1D5DB" w:sz="4"/>
-              <w:left w:val="single" w:color="D1D5DB" w:sz="4"/>
-              <w:bottom w:val="single" w:color="D1D5DB" w:sz="4"/>
-              <w:right w:val="single" w:color="D1D5DB" w:sz="4"/>
-            </w:tcBorders>
-            <w:shd w:fill="FFFFFF" w:color="auto" w:val="clear"/>
-            <w:tcMar>
-              <w:top w:type="dxa" w:w="80"/>
-              <w:left w:type="dxa" w:w="120"/>
-              <w:bottom w:type="dxa" w:w="80"/>
-              <w:right w:type="dxa" w:w="120"/>
-            </w:tcMar>
-            <w:vAlign w:val="top"/>
-          </w:tcPr>
-          <w:p>
-            <w:r>
-              <w:rPr>
-                <w:b/>
-                <w:bCs/>
-                <w:sz w:val="20"/>
-                <w:szCs w:val="20"/>
-              </w:rPr>
-              <w:t xml:space="preserve">Tensor</w:t>
-            </w:r>
-          </w:p>
-        </w:tc>
-        <w:tc>
-          <w:tcPr>
-            <w:tcW w:type="dxa" w:w="7042"/>
-            <w:tcBorders>
-              <w:top w:val="single" w:color="D1D5DB" w:sz="4"/>
-              <w:left w:val="single" w:color="D1D5DB" w:sz="4"/>
-              <w:bottom w:val="single" w:color="D1D5DB" w:sz="4"/>
-              <w:right w:val="single" w:color="D1D5DB" w:sz="4"/>
-            </w:tcBorders>
-            <w:shd w:fill="FFFFFF" w:color="auto" w:val="clear"/>
-            <w:tcMar>
-              <w:top w:type="dxa" w:w="80"/>
-              <w:left w:type="dxa" w:w="120"/>
-              <w:bottom w:type="dxa" w:w="80"/>
-              <w:right w:type="dxa" w:w="120"/>
-            </w:tcMar>
-            <w:vAlign w:val="top"/>
-          </w:tcPr>
-          <w:p>
-            <w:r>
-              <w:rPr>
-                <w:sz w:val="20"/>
-                <w:szCs w:val="20"/>
-              </w:rPr>
-              <w:t xml:space="preserve">A numerical array with one or more axes.</w:t>
-            </w:r>
-          </w:p>
-        </w:tc>
-      </w:tr>
-      <w:tr>
-        <w:trPr>
-          <w:cantSplit/>
-        </w:trPr>
-        <w:tc>
-          <w:tcPr>
-            <w:tcW w:type="dxa" w:w="2370"/>
-            <w:tcBorders>
-              <w:top w:val="single" w:color="D1D5DB" w:sz="4"/>
-              <w:left w:val="single" w:color="D1D5DB" w:sz="4"/>
-              <w:bottom w:val="single" w:color="D1D5DB" w:sz="4"/>
-              <w:right w:val="single" w:color="D1D5DB" w:sz="4"/>
-            </w:tcBorders>
-            <w:shd w:fill="EEF0FF" w:color="auto" w:val="clear"/>
-            <w:tcMar>
-              <w:top w:type="dxa" w:w="80"/>
-              <w:left w:type="dxa" w:w="120"/>
-              <w:bottom w:type="dxa" w:w="80"/>
-              <w:right w:type="dxa" w:w="120"/>
-            </w:tcMar>
-            <w:vAlign w:val="top"/>
-          </w:tcPr>
-          <w:p>
-            <w:r>
-              <w:rPr>
-                <w:b/>
-                <w:bCs/>
-                <w:sz w:val="20"/>
-                <w:szCs w:val="20"/>
-              </w:rPr>
-              <w:t xml:space="preserve">Shape</w:t>
-            </w:r>
-          </w:p>
-        </w:tc>
-        <w:tc>
-          <w:tcPr>
-            <w:tcW w:type="dxa" w:w="7042"/>
-            <w:tcBorders>
-              <w:top w:val="single" w:color="D1D5DB" w:sz="4"/>
-              <w:left w:val="single" w:color="D1D5DB" w:sz="4"/>
-              <w:bottom w:val="single" w:color="D1D5DB" w:sz="4"/>
-              <w:right w:val="single" w:color="D1D5DB" w:sz="4"/>
-            </w:tcBorders>
-            <w:shd w:fill="EEF0FF" w:color="auto" w:val="clear"/>
-            <w:tcMar>
-              <w:top w:type="dxa" w:w="80"/>
-              <w:left w:type="dxa" w:w="120"/>
-              <w:bottom w:type="dxa" w:w="80"/>
-              <w:right w:type="dxa" w:w="120"/>
-            </w:tcMar>
-            <w:vAlign w:val="top"/>
-          </w:tcPr>
-          <w:p>
-            <w:r>
-              <w:rPr>
-                <w:sz w:val="20"/>
-                <w:szCs w:val="20"/>
-              </w:rPr>
-              <w:t xml:space="preserve">The length of each axis.</w:t>
-            </w:r>
-          </w:p>
-        </w:tc>
-      </w:tr>
-      <w:tr>
-        <w:trPr>
-          <w:cantSplit/>
-        </w:trPr>
-        <w:tc>
-          <w:tcPr>
-            <w:tcW w:type="dxa" w:w="2370"/>
-            <w:tcBorders>
-              <w:top w:val="single" w:color="D1D5DB" w:sz="4"/>
-              <w:left w:val="single" w:color="D1D5DB" w:sz="4"/>
-              <w:bottom w:val="single" w:color="D1D5DB" w:sz="4"/>
-              <w:right w:val="single" w:color="D1D5DB" w:sz="4"/>
-            </w:tcBorders>
-            <w:shd w:fill="FFFFFF" w:color="auto" w:val="clear"/>
-            <w:tcMar>
-              <w:top w:type="dxa" w:w="80"/>
-              <w:left w:type="dxa" w:w="120"/>
-              <w:bottom w:type="dxa" w:w="80"/>
-              <w:right w:type="dxa" w:w="120"/>
-            </w:tcMar>
-            <w:vAlign w:val="top"/>
-          </w:tcPr>
-          <w:p>
-            <w:r>
-              <w:rPr>
-                <w:b/>
-                <w:bCs/>
-                <w:sz w:val="20"/>
-                <w:szCs w:val="20"/>
-              </w:rPr>
-              <w:t xml:space="preserve">Parameter</w:t>
-            </w:r>
-          </w:p>
-        </w:tc>
-        <w:tc>
-          <w:tcPr>
-            <w:tcW w:type="dxa" w:w="7042"/>
-            <w:tcBorders>
-              <w:top w:val="single" w:color="D1D5DB" w:sz="4"/>
-              <w:left w:val="single" w:color="D1D5DB" w:sz="4"/>
-              <w:bottom w:val="single" w:color="D1D5DB" w:sz="4"/>
-              <w:right w:val="single" w:color="D1D5DB" w:sz="4"/>
-            </w:tcBorders>
-            <w:shd w:fill="FFFFFF" w:color="auto" w:val="clear"/>
-            <w:tcMar>
-              <w:top w:type="dxa" w:w="80"/>
-              <w:left w:type="dxa" w:w="120"/>
-              <w:bottom w:type="dxa" w:w="80"/>
-              <w:right w:type="dxa" w:w="120"/>
-            </w:tcMar>
-            <w:vAlign w:val="top"/>
-          </w:tcPr>
-          <w:p>
-            <w:r>
-              <w:rPr>
-                <w:sz w:val="20"/>
-                <w:szCs w:val="20"/>
-              </w:rPr>
-              <w:t xml:space="preserve">A learned number changed during training.</w:t>
-            </w:r>
-          </w:p>
-        </w:tc>
-      </w:tr>
-      <w:tr>
-        <w:trPr>
-          <w:cantSplit/>
-        </w:trPr>
-        <w:tc>
-          <w:tcPr>
-            <w:tcW w:type="dxa" w:w="2370"/>
-            <w:tcBorders>
-              <w:top w:val="single" w:color="D1D5DB" w:sz="4"/>
-              <w:left w:val="single" w:color="D1D5DB" w:sz="4"/>
-              <w:bottom w:val="single" w:color="D1D5DB" w:sz="4"/>
-              <w:right w:val="single" w:color="D1D5DB" w:sz="4"/>
-            </w:tcBorders>
-            <w:shd w:fill="EEF0FF" w:color="auto" w:val="clear"/>
-            <w:tcMar>
-              <w:top w:type="dxa" w:w="80"/>
-              <w:left w:type="dxa" w:w="120"/>
-              <w:bottom w:type="dxa" w:w="80"/>
-              <w:right w:type="dxa" w:w="120"/>
-            </w:tcMar>
-            <w:vAlign w:val="top"/>
-          </w:tcPr>
-          <w:p>
-            <w:r>
-              <w:rPr>
-                <w:b/>
-                <w:bCs/>
-                <w:sz w:val="20"/>
-                <w:szCs w:val="20"/>
-              </w:rPr>
-              <w:t xml:space="preserve">Query / key / value</w:t>
-            </w:r>
-          </w:p>
-        </w:tc>
-        <w:tc>
-          <w:tcPr>
-            <w:tcW w:type="dxa" w:w="7042"/>
-            <w:tcBorders>
-              <w:top w:val="single" w:color="D1D5DB" w:sz="4"/>
-              <w:left w:val="single" w:color="D1D5DB" w:sz="4"/>
-              <w:bottom w:val="single" w:color="D1D5DB" w:sz="4"/>
-              <w:right w:val="single" w:color="D1D5DB" w:sz="4"/>
-            </w:tcBorders>
-            <w:shd w:fill="EEF0FF" w:color="auto" w:val="clear"/>
-            <w:tcMar>
-              <w:top w:type="dxa" w:w="80"/>
-              <w:left w:type="dxa" w:w="120"/>
-              <w:bottom w:type="dxa" w:w="80"/>
-              <w:right w:type="dxa" w:w="120"/>
-            </w:tcMar>
-            <w:vAlign w:val="top"/>
-          </w:tcPr>
-          <w:p>
-            <w:r>
-              <w:rPr>
-                <w:sz w:val="20"/>
-                <w:szCs w:val="20"/>
-              </w:rPr>
-              <w:t xml:space="preserve">Matching request / matching source / transferred information.</w:t>
-            </w:r>
-          </w:p>
-        </w:tc>
-      </w:tr>
-      <w:tr>
-        <w:trPr>
-          <w:cantSplit/>
-        </w:trPr>
-        <w:tc>
-          <w:tcPr>
-            <w:tcW w:type="dxa" w:w="2370"/>
-            <w:tcBorders>
-              <w:top w:val="single" w:color="D1D5DB" w:sz="4"/>
-              <w:left w:val="single" w:color="D1D5DB" w:sz="4"/>
-              <w:bottom w:val="single" w:color="D1D5DB" w:sz="4"/>
-              <w:right w:val="single" w:color="D1D5DB" w:sz="4"/>
-            </w:tcBorders>
-            <w:shd w:fill="FFFFFF" w:color="auto" w:val="clear"/>
-            <w:tcMar>
-              <w:top w:type="dxa" w:w="80"/>
-              <w:left w:type="dxa" w:w="120"/>
-              <w:bottom w:type="dxa" w:w="80"/>
-              <w:right w:type="dxa" w:w="120"/>
-            </w:tcMar>
-            <w:vAlign w:val="top"/>
-          </w:tcPr>
-          <w:p>
-            <w:r>
-              <w:rPr>
-                <w:b/>
-                <w:bCs/>
-                <w:sz w:val="20"/>
-                <w:szCs w:val="20"/>
-              </w:rPr>
-              <w:t xml:space="preserve">Dot product</w:t>
-            </w:r>
-          </w:p>
-        </w:tc>
-        <w:tc>
-          <w:tcPr>
-            <w:tcW w:type="dxa" w:w="7042"/>
-            <w:tcBorders>
-              <w:top w:val="single" w:color="D1D5DB" w:sz="4"/>
-              <w:left w:val="single" w:color="D1D5DB" w:sz="4"/>
-              <w:bottom w:val="single" w:color="D1D5DB" w:sz="4"/>
-              <w:right w:val="single" w:color="D1D5DB" w:sz="4"/>
-            </w:tcBorders>
-            <w:shd w:fill="FFFFFF" w:color="auto" w:val="clear"/>
-            <w:tcMar>
-              <w:top w:type="dxa" w:w="80"/>
-              <w:left w:type="dxa" w:w="120"/>
-              <w:bottom w:type="dxa" w:w="80"/>
-              <w:right w:type="dxa" w:w="120"/>
-            </w:tcMar>
-            <w:vAlign w:val="top"/>
-          </w:tcPr>
-          <w:p>
-            <w:r>
-              <w:rPr>
-                <w:sz w:val="20"/>
-                <w:szCs w:val="20"/>
-              </w:rPr>
-              <w:t xml:space="preserve">Multiply matching entries and add their products.</w:t>
-            </w:r>
-          </w:p>
-        </w:tc>
-      </w:tr>
-      <w:tr>
-        <w:trPr>
-          <w:cantSplit/>
-        </w:trPr>
-        <w:tc>
-          <w:tcPr>
-            <w:tcW w:type="dxa" w:w="2370"/>
-            <w:tcBorders>
-              <w:top w:val="single" w:color="D1D5DB" w:sz="4"/>
-              <w:left w:val="single" w:color="D1D5DB" w:sz="4"/>
-              <w:bottom w:val="single" w:color="D1D5DB" w:sz="4"/>
-              <w:right w:val="single" w:color="D1D5DB" w:sz="4"/>
-            </w:tcBorders>
-            <w:shd w:fill="EEF0FF" w:color="auto" w:val="clear"/>
-            <w:tcMar>
-              <w:top w:type="dxa" w:w="80"/>
-              <w:left w:type="dxa" w:w="120"/>
-              <w:bottom w:type="dxa" w:w="80"/>
-              <w:right w:type="dxa" w:w="120"/>
-            </w:tcMar>
-            <w:vAlign w:val="top"/>
-          </w:tcPr>
-          <w:p>
-            <w:r>
-              <w:rPr>
-                <w:b/>
-                <w:bCs/>
-                <w:sz w:val="20"/>
-                <w:szCs w:val="20"/>
-              </w:rPr>
-              <w:t xml:space="preserve">Softmax</w:t>
-            </w:r>
-          </w:p>
-        </w:tc>
-        <w:tc>
-          <w:tcPr>
-            <w:tcW w:type="dxa" w:w="7042"/>
-            <w:tcBorders>
-              <w:top w:val="single" w:color="D1D5DB" w:sz="4"/>
-              <w:left w:val="single" w:color="D1D5DB" w:sz="4"/>
-              <w:bottom w:val="single" w:color="D1D5DB" w:sz="4"/>
-              <w:right w:val="single" w:color="D1D5DB" w:sz="4"/>
-            </w:tcBorders>
-            <w:shd w:fill="EEF0FF" w:color="auto" w:val="clear"/>
-            <w:tcMar>
-              <w:top w:type="dxa" w:w="80"/>
-              <w:left w:type="dxa" w:w="120"/>
-              <w:bottom w:type="dxa" w:w="80"/>
-              <w:right w:type="dxa" w:w="120"/>
-            </w:tcMar>
-            <w:vAlign w:val="top"/>
-          </w:tcPr>
-          <w:p>
-            <w:r>
-              <w:rPr>
-                <w:sz w:val="20"/>
-                <w:szCs w:val="20"/>
-              </w:rPr>
-              <w:t xml:space="preserve">Turn scores into nonnegative weights summing to one.</w:t>
-            </w:r>
-          </w:p>
-        </w:tc>
-      </w:tr>
-      <w:tr>
-        <w:trPr>
-          <w:cantSplit/>
-        </w:trPr>
-        <w:tc>
-          <w:tcPr>
-            <w:tcW w:type="dxa" w:w="2370"/>
-            <w:tcBorders>
-              <w:top w:val="single" w:color="D1D5DB" w:sz="4"/>
-              <w:left w:val="single" w:color="D1D5DB" w:sz="4"/>
-              <w:bottom w:val="single" w:color="D1D5DB" w:sz="4"/>
-              <w:right w:val="single" w:color="D1D5DB" w:sz="4"/>
-            </w:tcBorders>
-            <w:shd w:fill="FFFFFF" w:color="auto" w:val="clear"/>
-            <w:tcMar>
-              <w:top w:type="dxa" w:w="80"/>
-              <w:left w:type="dxa" w:w="120"/>
-              <w:bottom w:type="dxa" w:w="80"/>
-              <w:right w:type="dxa" w:w="120"/>
-            </w:tcMar>
-            <w:vAlign w:val="top"/>
-          </w:tcPr>
-          <w:p>
-            <w:r>
-              <w:rPr>
-                <w:b/>
-                <w:bCs/>
-                <w:sz w:val="20"/>
-                <w:szCs w:val="20"/>
-              </w:rPr>
-              <w:t xml:space="preserve">Attention</w:t>
-            </w:r>
-          </w:p>
-        </w:tc>
-        <w:tc>
-          <w:tcPr>
-            <w:tcW w:type="dxa" w:w="7042"/>
-            <w:tcBorders>
-              <w:top w:val="single" w:color="D1D5DB" w:sz="4"/>
-              <w:left w:val="single" w:color="D1D5DB" w:sz="4"/>
-              <w:bottom w:val="single" w:color="D1D5DB" w:sz="4"/>
-              <w:right w:val="single" w:color="D1D5DB" w:sz="4"/>
-            </w:tcBorders>
-            <w:shd w:fill="FFFFFF" w:color="auto" w:val="clear"/>
-            <w:tcMar>
-              <w:top w:type="dxa" w:w="80"/>
-              <w:left w:type="dxa" w:w="120"/>
-              <w:bottom w:type="dxa" w:w="80"/>
-              <w:right w:type="dxa" w:w="120"/>
-            </w:tcMar>
-            <w:vAlign w:val="top"/>
-          </w:tcPr>
-          <w:p>
-            <w:r>
-              <w:rPr>
-                <w:sz w:val="20"/>
-                <w:szCs w:val="20"/>
-              </w:rPr>
-              <w:t xml:space="preserve">Mix values using query-key weights.</w:t>
-            </w:r>
-          </w:p>
-        </w:tc>
-      </w:tr>
-      <w:tr>
-        <w:trPr>
-          <w:cantSplit/>
-        </w:trPr>
-        <w:tc>
-          <w:tcPr>
-            <w:tcW w:type="dxa" w:w="2370"/>
-            <w:tcBorders>
-              <w:top w:val="single" w:color="D1D5DB" w:sz="4"/>
-              <w:left w:val="single" w:color="D1D5DB" w:sz="4"/>
-              <w:bottom w:val="single" w:color="D1D5DB" w:sz="4"/>
-              <w:right w:val="single" w:color="D1D5DB" w:sz="4"/>
-            </w:tcBorders>
-            <w:shd w:fill="EEF0FF" w:color="auto" w:val="clear"/>
-            <w:tcMar>
-              <w:top w:type="dxa" w:w="80"/>
-              <w:left w:type="dxa" w:w="120"/>
-              <w:bottom w:type="dxa" w:w="80"/>
-              <w:right w:type="dxa" w:w="120"/>
-            </w:tcMar>
-            <w:vAlign w:val="top"/>
-          </w:tcPr>
-          <w:p>
-            <w:r>
-              <w:rPr>
-                <w:b/>
-                <w:bCs/>
-                <w:sz w:val="20"/>
-                <w:szCs w:val="20"/>
-              </w:rPr>
-              <w:t xml:space="preserve">Self-attention</w:t>
-            </w:r>
-          </w:p>
-        </w:tc>
-        <w:tc>
-          <w:tcPr>
-            <w:tcW w:type="dxa" w:w="7042"/>
-            <w:tcBorders>
-              <w:top w:val="single" w:color="D1D5DB" w:sz="4"/>
-              <w:left w:val="single" w:color="D1D5DB" w:sz="4"/>
-              <w:bottom w:val="single" w:color="D1D5DB" w:sz="4"/>
-              <w:right w:val="single" w:color="D1D5DB" w:sz="4"/>
-            </w:tcBorders>
-            <w:shd w:fill="EEF0FF" w:color="auto" w:val="clear"/>
-            <w:tcMar>
-              <w:top w:type="dxa" w:w="80"/>
-              <w:left w:type="dxa" w:w="120"/>
-              <w:bottom w:type="dxa" w:w="80"/>
-              <w:right w:type="dxa" w:w="120"/>
-            </w:tcMar>
-            <w:vAlign w:val="top"/>
-          </w:tcPr>
-          <w:p>
-            <w:r>
-              <w:rPr>
-                <w:sz w:val="20"/>
-                <w:szCs w:val="20"/>
-              </w:rPr>
-              <w:t xml:space="preserve">Q/K/V come from one sequence.</w:t>
-            </w:r>
-          </w:p>
-        </w:tc>
-      </w:tr>
-      <w:tr>
-        <w:trPr>
-          <w:cantSplit/>
-        </w:trPr>
-        <w:tc>
-          <w:tcPr>
-            <w:tcW w:type="dxa" w:w="2370"/>
-            <w:tcBorders>
-              <w:top w:val="single" w:color="D1D5DB" w:sz="4"/>
-              <w:left w:val="single" w:color="D1D5DB" w:sz="4"/>
-              <w:bottom w:val="single" w:color="D1D5DB" w:sz="4"/>
-              <w:right w:val="single" w:color="D1D5DB" w:sz="4"/>
-            </w:tcBorders>
-            <w:shd w:fill="FFFFFF" w:color="auto" w:val="clear"/>
-            <w:tcMar>
-              <w:top w:type="dxa" w:w="80"/>
-              <w:left w:type="dxa" w:w="120"/>
-              <w:bottom w:type="dxa" w:w="80"/>
-              <w:right w:type="dxa" w:w="120"/>
-            </w:tcMar>
-            <w:vAlign w:val="top"/>
-          </w:tcPr>
-          <w:p>
-            <w:r>
-              <w:rPr>
-                <w:b/>
-                <w:bCs/>
-                <w:sz w:val="20"/>
-                <w:szCs w:val="20"/>
-              </w:rPr>
-              <w:t xml:space="preserve">Cross-attention</w:t>
-            </w:r>
-          </w:p>
-        </w:tc>
-        <w:tc>
-          <w:tcPr>
-            <w:tcW w:type="dxa" w:w="7042"/>
-            <w:tcBorders>
-              <w:top w:val="single" w:color="D1D5DB" w:sz="4"/>
-              <w:left w:val="single" w:color="D1D5DB" w:sz="4"/>
-              <w:bottom w:val="single" w:color="D1D5DB" w:sz="4"/>
-              <w:right w:val="single" w:color="D1D5DB" w:sz="4"/>
-            </w:tcBorders>
-            <w:shd w:fill="FFFFFF" w:color="auto" w:val="clear"/>
-            <w:tcMar>
-              <w:top w:type="dxa" w:w="80"/>
-              <w:left w:type="dxa" w:w="120"/>
-              <w:bottom w:type="dxa" w:w="80"/>
-              <w:right w:type="dxa" w:w="120"/>
-            </w:tcMar>
-            <w:vAlign w:val="top"/>
-          </w:tcPr>
-          <w:p>
-            <w:r>
-              <w:rPr>
-                <w:sz w:val="20"/>
-                <w:szCs w:val="20"/>
-              </w:rPr>
-              <w:t xml:space="preserve">Queries read K/V from another sequence.</w:t>
-            </w:r>
-          </w:p>
-        </w:tc>
-      </w:tr>
-      <w:tr>
-        <w:trPr>
-          <w:cantSplit/>
-        </w:trPr>
-        <w:tc>
-          <w:tcPr>
-            <w:tcW w:type="dxa" w:w="2370"/>
-            <w:tcBorders>
-              <w:top w:val="single" w:color="D1D5DB" w:sz="4"/>
-              <w:left w:val="single" w:color="D1D5DB" w:sz="4"/>
-              <w:bottom w:val="single" w:color="D1D5DB" w:sz="4"/>
-              <w:right w:val="single" w:color="D1D5DB" w:sz="4"/>
-            </w:tcBorders>
-            <w:shd w:fill="EEF0FF" w:color="auto" w:val="clear"/>
-            <w:tcMar>
-              <w:top w:type="dxa" w:w="80"/>
-              <w:left w:type="dxa" w:w="120"/>
-              <w:bottom w:type="dxa" w:w="80"/>
-              <w:right w:type="dxa" w:w="120"/>
-            </w:tcMar>
-            <w:vAlign w:val="top"/>
-          </w:tcPr>
-          <w:p>
-            <w:r>
-              <w:rPr>
-                <w:b/>
-                <w:bCs/>
-                <w:sz w:val="20"/>
-                <w:szCs w:val="20"/>
-              </w:rPr>
-              <w:t xml:space="preserve">Head</w:t>
-            </w:r>
-          </w:p>
-        </w:tc>
-        <w:tc>
-          <w:tcPr>
-            <w:tcW w:type="dxa" w:w="7042"/>
-            <w:tcBorders>
-              <w:top w:val="single" w:color="D1D5DB" w:sz="4"/>
-              <w:left w:val="single" w:color="D1D5DB" w:sz="4"/>
-              <w:bottom w:val="single" w:color="D1D5DB" w:sz="4"/>
-              <w:right w:val="single" w:color="D1D5DB" w:sz="4"/>
-            </w:tcBorders>
-            <w:shd w:fill="EEF0FF" w:color="auto" w:val="clear"/>
-            <w:tcMar>
-              <w:top w:type="dxa" w:w="80"/>
-              <w:left w:type="dxa" w:w="120"/>
-              <w:bottom w:type="dxa" w:w="80"/>
-              <w:right w:type="dxa" w:w="120"/>
-            </w:tcMar>
-            <w:vAlign w:val="top"/>
-          </w:tcPr>
-          <w:p>
-            <w:r>
-              <w:rPr>
-                <w:sz w:val="20"/>
-                <w:szCs w:val="20"/>
-              </w:rPr>
-              <w:t xml:space="preserve">One set of projections and its mixture.</w:t>
-            </w:r>
-          </w:p>
-        </w:tc>
-      </w:tr>
-      <w:tr>
-        <w:trPr>
-          <w:cantSplit/>
-        </w:trPr>
-        <w:tc>
-          <w:tcPr>
-            <w:tcW w:type="dxa" w:w="2370"/>
-            <w:tcBorders>
-              <w:top w:val="single" w:color="D1D5DB" w:sz="4"/>
-              <w:left w:val="single" w:color="D1D5DB" w:sz="4"/>
-              <w:bottom w:val="single" w:color="D1D5DB" w:sz="4"/>
-              <w:right w:val="single" w:color="D1D5DB" w:sz="4"/>
-            </w:tcBorders>
-            <w:shd w:fill="FFFFFF" w:color="auto" w:val="clear"/>
-            <w:tcMar>
-              <w:top w:type="dxa" w:w="80"/>
-              <w:left w:type="dxa" w:w="120"/>
-              <w:bottom w:type="dxa" w:w="80"/>
-              <w:right w:type="dxa" w:w="120"/>
-            </w:tcMar>
-            <w:vAlign w:val="top"/>
-          </w:tcPr>
-          <w:p>
-            <w:r>
-              <w:rPr>
-                <w:b/>
-                <w:bCs/>
-                <w:sz w:val="20"/>
-                <w:szCs w:val="20"/>
-              </w:rPr>
-              <w:t xml:space="preserve">Causal mask</w:t>
-            </w:r>
-          </w:p>
-        </w:tc>
-        <w:tc>
-          <w:tcPr>
-            <w:tcW w:type="dxa" w:w="7042"/>
-            <w:tcBorders>
-              <w:top w:val="single" w:color="D1D5DB" w:sz="4"/>
-              <w:left w:val="single" w:color="D1D5DB" w:sz="4"/>
-              <w:bottom w:val="single" w:color="D1D5DB" w:sz="4"/>
-              <w:right w:val="single" w:color="D1D5DB" w:sz="4"/>
-            </w:tcBorders>
-            <w:shd w:fill="FFFFFF" w:color="auto" w:val="clear"/>
-            <w:tcMar>
-              <w:top w:type="dxa" w:w="80"/>
-              <w:left w:type="dxa" w:w="120"/>
-              <w:bottom w:type="dxa" w:w="80"/>
-              <w:right w:type="dxa" w:w="120"/>
-            </w:tcMar>
-            <w:vAlign w:val="top"/>
-          </w:tcPr>
-          <w:p>
-            <w:r>
-              <w:rPr>
-                <w:sz w:val="20"/>
-                <w:szCs w:val="20"/>
-              </w:rPr>
-              <w:t xml:space="preserve">Prevent a position reading later positions.</w:t>
-            </w:r>
-          </w:p>
-        </w:tc>
-      </w:tr>
-      <w:tr>
-        <w:trPr>
-          <w:cantSplit/>
-        </w:trPr>
-        <w:tc>
-          <w:tcPr>
-            <w:tcW w:type="dxa" w:w="2370"/>
-            <w:tcBorders>
-              <w:top w:val="single" w:color="D1D5DB" w:sz="4"/>
-              <w:left w:val="single" w:color="D1D5DB" w:sz="4"/>
-              <w:bottom w:val="single" w:color="D1D5DB" w:sz="4"/>
-              <w:right w:val="single" w:color="D1D5DB" w:sz="4"/>
-            </w:tcBorders>
-            <w:shd w:fill="EEF0FF" w:color="auto" w:val="clear"/>
-            <w:tcMar>
-              <w:top w:type="dxa" w:w="80"/>
-              <w:left w:type="dxa" w:w="120"/>
-              <w:bottom w:type="dxa" w:w="80"/>
-              <w:right w:type="dxa" w:w="120"/>
-            </w:tcMar>
-            <w:vAlign w:val="top"/>
-          </w:tcPr>
-          <w:p>
-            <w:r>
-              <w:rPr>
-                <w:b/>
-                <w:bCs/>
-                <w:sz w:val="20"/>
-                <w:szCs w:val="20"/>
-              </w:rPr>
-              <w:t xml:space="preserve">Positional encoding</w:t>
-            </w:r>
-          </w:p>
-        </w:tc>
-        <w:tc>
-          <w:tcPr>
-            <w:tcW w:type="dxa" w:w="7042"/>
-            <w:tcBorders>
-              <w:top w:val="single" w:color="D1D5DB" w:sz="4"/>
-              <w:left w:val="single" w:color="D1D5DB" w:sz="4"/>
-              <w:bottom w:val="single" w:color="D1D5DB" w:sz="4"/>
-              <w:right w:val="single" w:color="D1D5DB" w:sz="4"/>
-            </w:tcBorders>
-            <w:shd w:fill="EEF0FF" w:color="auto" w:val="clear"/>
-            <w:tcMar>
-              <w:top w:type="dxa" w:w="80"/>
-              <w:left w:type="dxa" w:w="120"/>
-              <w:bottom w:type="dxa" w:w="80"/>
-              <w:right w:type="dxa" w:w="120"/>
-            </w:tcMar>
-            <w:vAlign w:val="top"/>
-          </w:tcPr>
-          <w:p>
-            <w:r>
-              <w:rPr>
-                <w:sz w:val="20"/>
-                <w:szCs w:val="20"/>
-              </w:rPr>
-              <w:t xml:space="preserve">Information about sequence positions.</w:t>
-            </w:r>
-          </w:p>
-        </w:tc>
-      </w:tr>
-      <w:tr>
-        <w:trPr>
-          <w:cantSplit/>
-        </w:trPr>
-        <w:tc>
-          <w:tcPr>
-            <w:tcW w:type="dxa" w:w="2370"/>
-            <w:tcBorders>
-              <w:top w:val="single" w:color="D1D5DB" w:sz="4"/>
-              <w:left w:val="single" w:color="D1D5DB" w:sz="4"/>
-              <w:bottom w:val="single" w:color="D1D5DB" w:sz="4"/>
-              <w:right w:val="single" w:color="D1D5DB" w:sz="4"/>
-            </w:tcBorders>
-            <w:shd w:fill="FFFFFF" w:color="auto" w:val="clear"/>
-            <w:tcMar>
-              <w:top w:type="dxa" w:w="80"/>
-              <w:left w:type="dxa" w:w="120"/>
-              <w:bottom w:type="dxa" w:w="80"/>
-              <w:right w:type="dxa" w:w="120"/>
-            </w:tcMar>
-            <w:vAlign w:val="top"/>
-          </w:tcPr>
-          <w:p>
-            <w:r>
-              <w:rPr>
-                <w:b/>
-                <w:bCs/>
-                <w:sz w:val="20"/>
-                <w:szCs w:val="20"/>
-              </w:rPr>
-              <w:t xml:space="preserve">RoPE</w:t>
-            </w:r>
-          </w:p>
-        </w:tc>
-        <w:tc>
-          <w:tcPr>
-            <w:tcW w:type="dxa" w:w="7042"/>
-            <w:tcBorders>
-              <w:top w:val="single" w:color="D1D5DB" w:sz="4"/>
-              <w:left w:val="single" w:color="D1D5DB" w:sz="4"/>
-              <w:bottom w:val="single" w:color="D1D5DB" w:sz="4"/>
-              <w:right w:val="single" w:color="D1D5DB" w:sz="4"/>
-            </w:tcBorders>
-            <w:shd w:fill="FFFFFF" w:color="auto" w:val="clear"/>
-            <w:tcMar>
-              <w:top w:type="dxa" w:w="80"/>
-              <w:left w:type="dxa" w:w="120"/>
-              <w:bottom w:type="dxa" w:w="80"/>
-              <w:right w:type="dxa" w:w="120"/>
-            </w:tcMar>
-            <w:vAlign w:val="top"/>
-          </w:tcPr>
-          <w:p>
-            <w:r>
-              <w:rPr>
-                <w:sz w:val="20"/>
-                <w:szCs w:val="20"/>
-              </w:rPr>
-              <w:t xml:space="preserve">Position-dependent Q/K feature-pair rotations.</w:t>
-            </w:r>
-          </w:p>
-        </w:tc>
-      </w:tr>
-      <w:tr>
-        <w:trPr>
-          <w:cantSplit/>
-        </w:trPr>
-        <w:tc>
-          <w:tcPr>
-            <w:tcW w:type="dxa" w:w="2370"/>
-            <w:tcBorders>
-              <w:top w:val="single" w:color="D1D5DB" w:sz="4"/>
-              <w:left w:val="single" w:color="D1D5DB" w:sz="4"/>
-              <w:bottom w:val="single" w:color="D1D5DB" w:sz="4"/>
-              <w:right w:val="single" w:color="D1D5DB" w:sz="4"/>
-            </w:tcBorders>
-            <w:shd w:fill="EEF0FF" w:color="auto" w:val="clear"/>
-            <w:tcMar>
-              <w:top w:type="dxa" w:w="80"/>
-              <w:left w:type="dxa" w:w="120"/>
-              <w:bottom w:type="dxa" w:w="80"/>
-              <w:right w:type="dxa" w:w="120"/>
-            </w:tcMar>
-            <w:vAlign w:val="top"/>
-          </w:tcPr>
-          <w:p>
-            <w:r>
-              <w:rPr>
-                <w:b/>
-                <w:bCs/>
-                <w:sz w:val="20"/>
-                <w:szCs w:val="20"/>
-              </w:rPr>
-              <w:t xml:space="preserve">Residual connection</w:t>
-            </w:r>
-          </w:p>
-        </w:tc>
-        <w:tc>
-          <w:tcPr>
-            <w:tcW w:type="dxa" w:w="7042"/>
-            <w:tcBorders>
-              <w:top w:val="single" w:color="D1D5DB" w:sz="4"/>
-              <w:left w:val="single" w:color="D1D5DB" w:sz="4"/>
-              <w:bottom w:val="single" w:color="D1D5DB" w:sz="4"/>
-              <w:right w:val="single" w:color="D1D5DB" w:sz="4"/>
-            </w:tcBorders>
-            <w:shd w:fill="EEF0FF" w:color="auto" w:val="clear"/>
-            <w:tcMar>
-              <w:top w:type="dxa" w:w="80"/>
-              <w:left w:type="dxa" w:w="120"/>
-              <w:bottom w:type="dxa" w:w="80"/>
-              <w:right w:type="dxa" w:w="120"/>
-            </w:tcMar>
-            <w:vAlign w:val="top"/>
-          </w:tcPr>
-          <w:p>
-            <w:r>
-              <w:rPr>
-                <w:sz w:val="20"/>
-                <w:szCs w:val="20"/>
-              </w:rPr>
-              <w:t xml:space="preserve">Add a sublayer output to its input route.</w:t>
-            </w:r>
-          </w:p>
-        </w:tc>
-      </w:tr>
-      <w:tr>
-        <w:trPr>
-          <w:cantSplit/>
-        </w:trPr>
-        <w:tc>
-          <w:tcPr>
-            <w:tcW w:type="dxa" w:w="2370"/>
-            <w:tcBorders>
-              <w:top w:val="single" w:color="D1D5DB" w:sz="4"/>
-              <w:left w:val="single" w:color="D1D5DB" w:sz="4"/>
-              <w:bottom w:val="single" w:color="D1D5DB" w:sz="4"/>
-              <w:right w:val="single" w:color="D1D5DB" w:sz="4"/>
-            </w:tcBorders>
-            <w:shd w:fill="FFFFFF" w:color="auto" w:val="clear"/>
-            <w:tcMar>
-              <w:top w:type="dxa" w:w="80"/>
-              <w:left w:type="dxa" w:w="120"/>
-              <w:bottom w:type="dxa" w:w="80"/>
-              <w:right w:type="dxa" w:w="120"/>
-            </w:tcMar>
-            <w:vAlign w:val="top"/>
-          </w:tcPr>
-          <w:p>
-            <w:r>
-              <w:rPr>
-                <w:b/>
-                <w:bCs/>
-                <w:sz w:val="20"/>
-                <w:szCs w:val="20"/>
-              </w:rPr>
-              <w:t xml:space="preserve">Layer normalisation</w:t>
-            </w:r>
-          </w:p>
-        </w:tc>
-        <w:tc>
-          <w:tcPr>
-            <w:tcW w:type="dxa" w:w="7042"/>
-            <w:tcBorders>
-              <w:top w:val="single" w:color="D1D5DB" w:sz="4"/>
-              <w:left w:val="single" w:color="D1D5DB" w:sz="4"/>
-              <w:bottom w:val="single" w:color="D1D5DB" w:sz="4"/>
-              <w:right w:val="single" w:color="D1D5DB" w:sz="4"/>
-            </w:tcBorders>
-            <w:shd w:fill="FFFFFF" w:color="auto" w:val="clear"/>
-            <w:tcMar>
-              <w:top w:type="dxa" w:w="80"/>
-              <w:left w:type="dxa" w:w="120"/>
-              <w:bottom w:type="dxa" w:w="80"/>
-              <w:right w:type="dxa" w:w="120"/>
-            </w:tcMar>
-            <w:vAlign w:val="top"/>
-          </w:tcPr>
-          <w:p>
-            <w:r>
-              <w:rPr>
-                <w:sz w:val="20"/>
-                <w:szCs w:val="20"/>
-              </w:rPr>
-              <w:t xml:space="preserve">Adjust feature scale within a token vector.</w:t>
-            </w:r>
-          </w:p>
-        </w:tc>
-      </w:tr>
-      <w:tr>
-        <w:trPr>
-          <w:cantSplit/>
-        </w:trPr>
-        <w:tc>
-          <w:tcPr>
-            <w:tcW w:type="dxa" w:w="2370"/>
-            <w:tcBorders>
-              <w:top w:val="single" w:color="D1D5DB" w:sz="4"/>
-              <w:left w:val="single" w:color="D1D5DB" w:sz="4"/>
-              <w:bottom w:val="single" w:color="D1D5DB" w:sz="4"/>
-              <w:right w:val="single" w:color="D1D5DB" w:sz="4"/>
-            </w:tcBorders>
-            <w:shd w:fill="EEF0FF" w:color="auto" w:val="clear"/>
-            <w:tcMar>
-              <w:top w:type="dxa" w:w="80"/>
-              <w:left w:type="dxa" w:w="120"/>
-              <w:bottom w:type="dxa" w:w="80"/>
-              <w:right w:type="dxa" w:w="120"/>
-            </w:tcMar>
-            <w:vAlign w:val="top"/>
-          </w:tcPr>
-          <w:p>
-            <w:r>
-              <w:rPr>
-                <w:b/>
-                <w:bCs/>
-                <w:sz w:val="20"/>
-                <w:szCs w:val="20"/>
-              </w:rPr>
-              <w:t xml:space="preserve">Feed-forward MLP</w:t>
-            </w:r>
-          </w:p>
-        </w:tc>
-        <w:tc>
-          <w:tcPr>
-            <w:tcW w:type="dxa" w:w="7042"/>
-            <w:tcBorders>
-              <w:top w:val="single" w:color="D1D5DB" w:sz="4"/>
-              <w:left w:val="single" w:color="D1D5DB" w:sz="4"/>
-              <w:bottom w:val="single" w:color="D1D5DB" w:sz="4"/>
-              <w:right w:val="single" w:color="D1D5DB" w:sz="4"/>
-            </w:tcBorders>
-            <w:shd w:fill="EEF0FF" w:color="auto" w:val="clear"/>
-            <w:tcMar>
-              <w:top w:type="dxa" w:w="80"/>
-              <w:left w:type="dxa" w:w="120"/>
-              <w:bottom w:type="dxa" w:w="80"/>
-              <w:right w:type="dxa" w:w="120"/>
-            </w:tcMar>
-            <w:vAlign w:val="top"/>
-          </w:tcPr>
-          <w:p>
-            <w:r>
-              <w:rPr>
-                <w:sz w:val="20"/>
-                <w:szCs w:val="20"/>
-              </w:rPr>
-              <w:t xml:space="preserve">A learned network applied separately at each position.</w:t>
-            </w:r>
-          </w:p>
-        </w:tc>
-      </w:tr>
-      <w:tr>
-        <w:trPr>
-          <w:cantSplit/>
-        </w:trPr>
-        <w:tc>
-          <w:tcPr>
-            <w:tcW w:type="dxa" w:w="2370"/>
-            <w:tcBorders>
-              <w:top w:val="single" w:color="D1D5DB" w:sz="4"/>
-              <w:left w:val="single" w:color="D1D5DB" w:sz="4"/>
-              <w:bottom w:val="single" w:color="D1D5DB" w:sz="4"/>
-              <w:right w:val="single" w:color="D1D5DB" w:sz="4"/>
-            </w:tcBorders>
-            <w:shd w:fill="FFFFFF" w:color="auto" w:val="clear"/>
-            <w:tcMar>
-              <w:top w:type="dxa" w:w="80"/>
-              <w:left w:type="dxa" w:w="120"/>
-              <w:bottom w:type="dxa" w:w="80"/>
-              <w:right w:type="dxa" w:w="120"/>
-            </w:tcMar>
-            <w:vAlign w:val="top"/>
-          </w:tcPr>
-          <w:p>
-            <w:r>
-              <w:rPr>
-                <w:b/>
-                <w:bCs/>
-                <w:sz w:val="20"/>
-                <w:szCs w:val="20"/>
-              </w:rPr>
-              <w:t xml:space="preserve">Logit</w:t>
-            </w:r>
-          </w:p>
-        </w:tc>
-        <w:tc>
-          <w:tcPr>
-            <w:tcW w:type="dxa" w:w="7042"/>
-            <w:tcBorders>
-              <w:top w:val="single" w:color="D1D5DB" w:sz="4"/>
-              <w:left w:val="single" w:color="D1D5DB" w:sz="4"/>
-              <w:bottom w:val="single" w:color="D1D5DB" w:sz="4"/>
-              <w:right w:val="single" w:color="D1D5DB" w:sz="4"/>
-            </w:tcBorders>
-            <w:shd w:fill="FFFFFF" w:color="auto" w:val="clear"/>
-            <w:tcMar>
-              <w:top w:type="dxa" w:w="80"/>
-              <w:left w:type="dxa" w:w="120"/>
-              <w:bottom w:type="dxa" w:w="80"/>
-              <w:right w:type="dxa" w:w="120"/>
-            </w:tcMar>
-            <w:vAlign w:val="top"/>
-          </w:tcPr>
-          <w:p>
-            <w:r>
-              <w:rPr>
-                <w:sz w:val="20"/>
-                <w:szCs w:val="20"/>
-              </w:rPr>
-              <w:t xml:space="preserve">An unnormalised output score.</w:t>
-            </w:r>
-          </w:p>
-        </w:tc>
-      </w:tr>
-      <w:tr>
-        <w:trPr>
-          <w:cantSplit/>
-        </w:trPr>
-        <w:tc>
-          <w:tcPr>
-            <w:tcW w:type="dxa" w:w="2370"/>
-            <w:tcBorders>
-              <w:top w:val="single" w:color="D1D5DB" w:sz="4"/>
-              <w:left w:val="single" w:color="D1D5DB" w:sz="4"/>
-              <w:bottom w:val="single" w:color="D1D5DB" w:sz="4"/>
-              <w:right w:val="single" w:color="D1D5DB" w:sz="4"/>
-            </w:tcBorders>
-            <w:shd w:fill="EEF0FF" w:color="auto" w:val="clear"/>
-            <w:tcMar>
-              <w:top w:type="dxa" w:w="80"/>
-              <w:left w:type="dxa" w:w="120"/>
-              <w:bottom w:type="dxa" w:w="80"/>
-              <w:right w:type="dxa" w:w="120"/>
-            </w:tcMar>
-            <w:vAlign w:val="top"/>
-          </w:tcPr>
-          <w:p>
-            <w:r>
-              <w:rPr>
-                <w:b/>
-                <w:bCs/>
-                <w:sz w:val="20"/>
-                <w:szCs w:val="20"/>
-              </w:rPr>
-              <w:t xml:space="preserve">Target</w:t>
-            </w:r>
-          </w:p>
-        </w:tc>
-        <w:tc>
-          <w:tcPr>
-            <w:tcW w:type="dxa" w:w="7042"/>
-            <w:tcBorders>
-              <w:top w:val="single" w:color="D1D5DB" w:sz="4"/>
-              <w:left w:val="single" w:color="D1D5DB" w:sz="4"/>
-              <w:bottom w:val="single" w:color="D1D5DB" w:sz="4"/>
-              <w:right w:val="single" w:color="D1D5DB" w:sz="4"/>
-            </w:tcBorders>
-            <w:shd w:fill="EEF0FF" w:color="auto" w:val="clear"/>
-            <w:tcMar>
-              <w:top w:type="dxa" w:w="80"/>
-              <w:left w:type="dxa" w:w="120"/>
-              <w:bottom w:type="dxa" w:w="80"/>
-              <w:right w:type="dxa" w:w="120"/>
-            </w:tcMar>
-            <w:vAlign w:val="top"/>
-          </w:tcPr>
-          <w:p>
-            <w:r>
-              <w:rPr>
-                <w:sz w:val="20"/>
-                <w:szCs w:val="20"/>
-              </w:rPr>
-              <w:t xml:space="preserve">A known answer used to score a prediction.</w:t>
-            </w:r>
-          </w:p>
-        </w:tc>
-      </w:tr>
-      <w:tr>
-        <w:trPr>
-          <w:cantSplit/>
-        </w:trPr>
-        <w:tc>
-          <w:tcPr>
-            <w:tcW w:type="dxa" w:w="2370"/>
-            <w:tcBorders>
-              <w:top w:val="single" w:color="D1D5DB" w:sz="4"/>
-              <w:left w:val="single" w:color="D1D5DB" w:sz="4"/>
-              <w:bottom w:val="single" w:color="D1D5DB" w:sz="4"/>
-              <w:right w:val="single" w:color="D1D5DB" w:sz="4"/>
-            </w:tcBorders>
-            <w:shd w:fill="FFFFFF" w:color="auto" w:val="clear"/>
-            <w:tcMar>
-              <w:top w:type="dxa" w:w="80"/>
-              <w:left w:type="dxa" w:w="120"/>
-              <w:bottom w:type="dxa" w:w="80"/>
-              <w:right w:type="dxa" w:w="120"/>
-            </w:tcMar>
-            <w:vAlign w:val="top"/>
-          </w:tcPr>
-          <w:p>
-            <w:r>
-              <w:rPr>
-                <w:b/>
-                <w:bCs/>
-                <w:sz w:val="20"/>
-                <w:szCs w:val="20"/>
-              </w:rPr>
-              <w:t xml:space="preserve">Cross-entropy</w:t>
-            </w:r>
-          </w:p>
-        </w:tc>
-        <w:tc>
-          <w:tcPr>
-            <w:tcW w:type="dxa" w:w="7042"/>
-            <w:tcBorders>
-              <w:top w:val="single" w:color="D1D5DB" w:sz="4"/>
-              <w:left w:val="single" w:color="D1D5DB" w:sz="4"/>
-              <w:bottom w:val="single" w:color="D1D5DB" w:sz="4"/>
-              <w:right w:val="single" w:color="D1D5DB" w:sz="4"/>
-            </w:tcBorders>
-            <w:shd w:fill="FFFFFF" w:color="auto" w:val="clear"/>
-            <w:tcMar>
-              <w:top w:type="dxa" w:w="80"/>
-              <w:left w:type="dxa" w:w="120"/>
-              <w:bottom w:type="dxa" w:w="80"/>
-              <w:right w:type="dxa" w:w="120"/>
-            </w:tcMar>
-            <w:vAlign w:val="top"/>
-          </w:tcPr>
-          <w:p>
-            <w:r>
-              <w:rPr>
-                <w:sz w:val="20"/>
-                <w:szCs w:val="20"/>
-              </w:rPr>
-              <w:t xml:space="preserve">Loss based on probability assigned to known targets.</w:t>
-            </w:r>
-          </w:p>
-        </w:tc>
-      </w:tr>
-      <w:tr>
-        <w:trPr>
-          <w:cantSplit/>
-        </w:trPr>
-        <w:tc>
-          <w:tcPr>
-            <w:tcW w:type="dxa" w:w="2370"/>
-            <w:tcBorders>
-              <w:top w:val="single" w:color="D1D5DB" w:sz="4"/>
-              <w:left w:val="single" w:color="D1D5DB" w:sz="4"/>
-              <w:bottom w:val="single" w:color="D1D5DB" w:sz="4"/>
-              <w:right w:val="single" w:color="D1D5DB" w:sz="4"/>
-            </w:tcBorders>
-            <w:shd w:fill="EEF0FF" w:color="auto" w:val="clear"/>
-            <w:tcMar>
-              <w:top w:type="dxa" w:w="80"/>
-              <w:left w:type="dxa" w:w="120"/>
-              <w:bottom w:type="dxa" w:w="80"/>
-              <w:right w:type="dxa" w:w="120"/>
-            </w:tcMar>
-            <w:vAlign w:val="top"/>
-          </w:tcPr>
-          <w:p>
-            <w:r>
-              <w:rPr>
-                <w:b/>
-                <w:bCs/>
-                <w:sz w:val="20"/>
-                <w:szCs w:val="20"/>
-              </w:rPr>
-              <w:t xml:space="preserve">Gradient</w:t>
-            </w:r>
-          </w:p>
-        </w:tc>
-        <w:tc>
-          <w:tcPr>
-            <w:tcW w:type="dxa" w:w="7042"/>
-            <w:tcBorders>
-              <w:top w:val="single" w:color="D1D5DB" w:sz="4"/>
-              <w:left w:val="single" w:color="D1D5DB" w:sz="4"/>
-              <w:bottom w:val="single" w:color="D1D5DB" w:sz="4"/>
-              <w:right w:val="single" w:color="D1D5DB" w:sz="4"/>
-            </w:tcBorders>
-            <w:shd w:fill="EEF0FF" w:color="auto" w:val="clear"/>
-            <w:tcMar>
-              <w:top w:type="dxa" w:w="80"/>
-              <w:left w:type="dxa" w:w="120"/>
-              <w:bottom w:type="dxa" w:w="80"/>
-              <w:right w:type="dxa" w:w="120"/>
-            </w:tcMar>
-            <w:vAlign w:val="top"/>
-          </w:tcPr>
-          <w:p>
-            <w:r>
-              <w:rPr>
-                <w:sz w:val="20"/>
-                <w:szCs w:val="20"/>
-              </w:rPr>
-              <w:t xml:space="preserve">How a parameter change affects loss.</w:t>
-            </w:r>
-          </w:p>
-        </w:tc>
-      </w:tr>
-      <w:tr>
-        <w:trPr>
-          <w:cantSplit/>
-        </w:trPr>
-        <w:tc>
-          <w:tcPr>
-            <w:tcW w:type="dxa" w:w="2370"/>
-            <w:tcBorders>
-              <w:top w:val="single" w:color="D1D5DB" w:sz="4"/>
-              <w:left w:val="single" w:color="D1D5DB" w:sz="4"/>
-              <w:bottom w:val="single" w:color="D1D5DB" w:sz="4"/>
-              <w:right w:val="single" w:color="D1D5DB" w:sz="4"/>
-            </w:tcBorders>
-            <w:shd w:fill="FFFFFF" w:color="auto" w:val="clear"/>
-            <w:tcMar>
-              <w:top w:type="dxa" w:w="80"/>
-              <w:left w:type="dxa" w:w="120"/>
-              <w:bottom w:type="dxa" w:w="80"/>
-              <w:right w:type="dxa" w:w="120"/>
-            </w:tcMar>
-            <w:vAlign w:val="top"/>
-          </w:tcPr>
-          <w:p>
-            <w:r>
-              <w:rPr>
-                <w:b/>
-                <w:bCs/>
-                <w:sz w:val="20"/>
-                <w:szCs w:val="20"/>
-              </w:rPr>
-              <w:t xml:space="preserve">Optimizer</w:t>
-            </w:r>
-          </w:p>
-        </w:tc>
-        <w:tc>
-          <w:tcPr>
-            <w:tcW w:type="dxa" w:w="7042"/>
-            <w:tcBorders>
-              <w:top w:val="single" w:color="D1D5DB" w:sz="4"/>
-              <w:left w:val="single" w:color="D1D5DB" w:sz="4"/>
-              <w:bottom w:val="single" w:color="D1D5DB" w:sz="4"/>
-              <w:right w:val="single" w:color="D1D5DB" w:sz="4"/>
-            </w:tcBorders>
-            <w:shd w:fill="FFFFFF" w:color="auto" w:val="clear"/>
-            <w:tcMar>
-              <w:top w:type="dxa" w:w="80"/>
-              <w:left w:type="dxa" w:w="120"/>
-              <w:bottom w:type="dxa" w:w="80"/>
-              <w:right w:type="dxa" w:w="120"/>
-            </w:tcMar>
-            <w:vAlign w:val="top"/>
-          </w:tcPr>
-          <w:p>
-            <w:r>
-              <w:rPr>
-                <w:sz w:val="20"/>
-                <w:szCs w:val="20"/>
-              </w:rPr>
-              <w:t xml:space="preserve">A rule using gradients to update parameters.</w:t>
-            </w:r>
-          </w:p>
-        </w:tc>
-      </w:tr>
-      <w:tr>
-        <w:trPr>
-          <w:cantSplit/>
-        </w:trPr>
-        <w:tc>
-          <w:tcPr>
-            <w:tcW w:type="dxa" w:w="2370"/>
-            <w:tcBorders>
-              <w:top w:val="single" w:color="D1D5DB" w:sz="4"/>
-              <w:left w:val="single" w:color="D1D5DB" w:sz="4"/>
-              <w:bottom w:val="single" w:color="D1D5DB" w:sz="4"/>
-              <w:right w:val="single" w:color="D1D5DB" w:sz="4"/>
-            </w:tcBorders>
-            <w:shd w:fill="EEF0FF" w:color="auto" w:val="clear"/>
-            <w:tcMar>
-              <w:top w:type="dxa" w:w="80"/>
-              <w:left w:type="dxa" w:w="120"/>
-              <w:bottom w:type="dxa" w:w="80"/>
-              <w:right w:type="dxa" w:w="120"/>
-            </w:tcMar>
-            <w:vAlign w:val="top"/>
-          </w:tcPr>
-          <w:p>
-            <w:r>
-              <w:rPr>
-                <w:b/>
-                <w:bCs/>
-                <w:sz w:val="20"/>
-                <w:szCs w:val="20"/>
-              </w:rPr>
-              <w:t xml:space="preserve">Self-supervised</w:t>
-            </w:r>
-          </w:p>
-        </w:tc>
-        <w:tc>
-          <w:tcPr>
-            <w:tcW w:type="dxa" w:w="7042"/>
-            <w:tcBorders>
-              <w:top w:val="single" w:color="D1D5DB" w:sz="4"/>
-              <w:left w:val="single" w:color="D1D5DB" w:sz="4"/>
-              <w:bottom w:val="single" w:color="D1D5DB" w:sz="4"/>
-              <w:right w:val="single" w:color="D1D5DB" w:sz="4"/>
-            </w:tcBorders>
-            <w:shd w:fill="EEF0FF" w:color="auto" w:val="clear"/>
-            <w:tcMar>
-              <w:top w:type="dxa" w:w="80"/>
-              <w:left w:type="dxa" w:w="120"/>
-              <w:bottom w:type="dxa" w:w="80"/>
-              <w:right w:type="dxa" w:w="120"/>
-            </w:tcMar>
-            <w:vAlign w:val="top"/>
-          </w:tcPr>
-          <w:p>
-            <w:r>
-              <w:rPr>
-                <w:sz w:val="20"/>
-                <w:szCs w:val="20"/>
-              </w:rPr>
-              <w:t xml:space="preserve">Targets come from the data itself.</w:t>
-            </w:r>
-          </w:p>
-        </w:tc>
-      </w:tr>
-      <w:tr>
-        <w:trPr>
-          <w:cantSplit/>
-        </w:trPr>
-        <w:tc>
-          <w:tcPr>
-            <w:tcW w:type="dxa" w:w="2370"/>
-            <w:tcBorders>
-              <w:top w:val="single" w:color="D1D5DB" w:sz="4"/>
-              <w:left w:val="single" w:color="D1D5DB" w:sz="4"/>
-              <w:bottom w:val="single" w:color="D1D5DB" w:sz="4"/>
-              <w:right w:val="single" w:color="D1D5DB" w:sz="4"/>
-            </w:tcBorders>
-            <w:shd w:fill="FFFFFF" w:color="auto" w:val="clear"/>
-            <w:tcMar>
-              <w:top w:type="dxa" w:w="80"/>
-              <w:left w:type="dxa" w:w="120"/>
-              <w:bottom w:type="dxa" w:w="80"/>
-              <w:right w:type="dxa" w:w="120"/>
-            </w:tcMar>
-            <w:vAlign w:val="top"/>
-          </w:tcPr>
-          <w:p>
-            <w:r>
-              <w:rPr>
-                <w:b/>
-                <w:bCs/>
-                <w:sz w:val="20"/>
-                <w:szCs w:val="20"/>
-              </w:rPr>
-              <w:t xml:space="preserve">Perplexity</w:t>
-            </w:r>
-          </w:p>
-        </w:tc>
-        <w:tc>
-          <w:tcPr>
-            <w:tcW w:type="dxa" w:w="7042"/>
-            <w:tcBorders>
-              <w:top w:val="single" w:color="D1D5DB" w:sz="4"/>
-              <w:left w:val="single" w:color="D1D5DB" w:sz="4"/>
-              <w:bottom w:val="single" w:color="D1D5DB" w:sz="4"/>
-              <w:right w:val="single" w:color="D1D5DB" w:sz="4"/>
-            </w:tcBorders>
-            <w:shd w:fill="FFFFFF" w:color="auto" w:val="clear"/>
-            <w:tcMar>
-              <w:top w:type="dxa" w:w="80"/>
-              <w:left w:type="dxa" w:w="120"/>
-              <w:bottom w:type="dxa" w:w="80"/>
-              <w:right w:type="dxa" w:w="120"/>
-            </w:tcMar>
-            <w:vAlign w:val="top"/>
-          </w:tcPr>
-          <w:p>
-            <w:r>
-              <w:rPr>
-                <w:sz w:val="20"/>
-                <w:szCs w:val="20"/>
-              </w:rPr>
-              <w:t xml:space="preserve">exp of average negative log-probability.</w:t>
-            </w:r>
-          </w:p>
-        </w:tc>
-      </w:tr>
-      <w:tr>
-        <w:trPr>
-          <w:cantSplit/>
-        </w:trPr>
-        <w:tc>
-          <w:tcPr>
-            <w:tcW w:type="dxa" w:w="2370"/>
-            <w:tcBorders>
-              <w:top w:val="single" w:color="D1D5DB" w:sz="4"/>
-              <w:left w:val="single" w:color="D1D5DB" w:sz="4"/>
-              <w:bottom w:val="single" w:color="D1D5DB" w:sz="4"/>
-              <w:right w:val="single" w:color="D1D5DB" w:sz="4"/>
-            </w:tcBorders>
-            <w:shd w:fill="EEF0FF" w:color="auto" w:val="clear"/>
-            <w:tcMar>
-              <w:top w:type="dxa" w:w="80"/>
-              <w:left w:type="dxa" w:w="120"/>
-              <w:bottom w:type="dxa" w:w="80"/>
-              <w:right w:type="dxa" w:w="120"/>
-            </w:tcMar>
-            <w:vAlign w:val="top"/>
-          </w:tcPr>
-          <w:p>
-            <w:r>
-              <w:rPr>
-                <w:b/>
-                <w:bCs/>
-                <w:sz w:val="20"/>
-                <w:szCs w:val="20"/>
-              </w:rPr>
-              <w:t xml:space="preserve">KV cache</w:t>
-            </w:r>
-          </w:p>
-        </w:tc>
-        <w:tc>
-          <w:tcPr>
-            <w:tcW w:type="dxa" w:w="7042"/>
-            <w:tcBorders>
-              <w:top w:val="single" w:color="D1D5DB" w:sz="4"/>
-              <w:left w:val="single" w:color="D1D5DB" w:sz="4"/>
-              <w:bottom w:val="single" w:color="D1D5DB" w:sz="4"/>
-              <w:right w:val="single" w:color="D1D5DB" w:sz="4"/>
-            </w:tcBorders>
-            <w:shd w:fill="EEF0FF" w:color="auto" w:val="clear"/>
-            <w:tcMar>
-              <w:top w:type="dxa" w:w="80"/>
-              <w:left w:type="dxa" w:w="120"/>
-              <w:bottom w:type="dxa" w:w="80"/>
-              <w:right w:type="dxa" w:w="120"/>
-            </w:tcMar>
-            <w:vAlign w:val="top"/>
-          </w:tcPr>
-          <w:p>
-            <w:r>
-              <w:rPr>
-                <w:sz w:val="20"/>
-                <w:szCs w:val="20"/>
-              </w:rPr>
-              <w:t xml:space="preserve">Stored K/V for processed tokens.</w:t>
-            </w:r>
-          </w:p>
-        </w:tc>
-      </w:tr>
-      <w:tr>
-        <w:trPr>
-          <w:cantSplit/>
-        </w:trPr>
-        <w:tc>
-          <w:tcPr>
-            <w:tcW w:type="dxa" w:w="2370"/>
-            <w:tcBorders>
-              <w:top w:val="single" w:color="D1D5DB" w:sz="4"/>
-              <w:left w:val="single" w:color="D1D5DB" w:sz="4"/>
-              <w:bottom w:val="single" w:color="D1D5DB" w:sz="4"/>
-              <w:right w:val="single" w:color="D1D5DB" w:sz="4"/>
-            </w:tcBorders>
-            <w:shd w:fill="FFFFFF" w:color="auto" w:val="clear"/>
-            <w:tcMar>
-              <w:top w:type="dxa" w:w="80"/>
-              <w:left w:type="dxa" w:w="120"/>
-              <w:bottom w:type="dxa" w:w="80"/>
-              <w:right w:type="dxa" w:w="120"/>
-            </w:tcMar>
-            <w:vAlign w:val="top"/>
-          </w:tcPr>
-          <w:p>
-            <w:r>
-              <w:rPr>
-                <w:b/>
-                <w:bCs/>
-                <w:sz w:val="20"/>
-                <w:szCs w:val="20"/>
-              </w:rPr>
-              <w:t xml:space="preserve">FlashAttention</w:t>
-            </w:r>
-          </w:p>
-        </w:tc>
-        <w:tc>
-          <w:tcPr>
-            <w:tcW w:type="dxa" w:w="7042"/>
-            <w:tcBorders>
-              <w:top w:val="single" w:color="D1D5DB" w:sz="4"/>
-              <w:left w:val="single" w:color="D1D5DB" w:sz="4"/>
-              <w:bottom w:val="single" w:color="D1D5DB" w:sz="4"/>
-              <w:right w:val="single" w:color="D1D5DB" w:sz="4"/>
-            </w:tcBorders>
-            <w:shd w:fill="FFFFFF" w:color="auto" w:val="clear"/>
-            <w:tcMar>
-              <w:top w:type="dxa" w:w="80"/>
-              <w:left w:type="dxa" w:w="120"/>
-              <w:bottom w:type="dxa" w:w="80"/>
-              <w:right w:type="dxa" w:w="120"/>
-            </w:tcMar>
-            <w:vAlign w:val="top"/>
-          </w:tcPr>
-          <w:p>
-            <w:r>
-              <w:rPr>
-                <w:sz w:val="20"/>
-                <w:szCs w:val="20"/>
-              </w:rPr>
-              <w:t xml:space="preserve">Exact attention with less score-table storage and memory traffic.</w:t>
-            </w:r>
-          </w:p>
-        </w:tc>
-      </w:tr>
-      <w:tr>
-        <w:trPr>
-          <w:cantSplit/>
-        </w:trPr>
-        <w:tc>
-          <w:tcPr>
-            <w:tcW w:type="dxa" w:w="2370"/>
-            <w:tcBorders>
-              <w:top w:val="single" w:color="D1D5DB" w:sz="4"/>
-              <w:left w:val="single" w:color="D1D5DB" w:sz="4"/>
-              <w:bottom w:val="single" w:color="D1D5DB" w:sz="4"/>
-              <w:right w:val="single" w:color="D1D5DB" w:sz="4"/>
-            </w:tcBorders>
-            <w:shd w:fill="EEF0FF" w:color="auto" w:val="clear"/>
-            <w:tcMar>
-              <w:top w:type="dxa" w:w="80"/>
-              <w:left w:type="dxa" w:w="120"/>
-              <w:bottom w:type="dxa" w:w="80"/>
-              <w:right w:type="dxa" w:w="120"/>
-            </w:tcMar>
-            <w:vAlign w:val="top"/>
-          </w:tcPr>
-          <w:p>
-            <w:r>
-              <w:rPr>
-                <w:b/>
-                <w:bCs/>
-                <w:sz w:val="20"/>
-                <w:szCs w:val="20"/>
-              </w:rPr>
-              <w:t xml:space="preserve">Mixture-of-experts</w:t>
-            </w:r>
-          </w:p>
-        </w:tc>
-        <w:tc>
-          <w:tcPr>
-            <w:tcW w:type="dxa" w:w="7042"/>
-            <w:tcBorders>
-              <w:top w:val="single" w:color="D1D5DB" w:sz="4"/>
-              <w:left w:val="single" w:color="D1D5DB" w:sz="4"/>
-              <w:bottom w:val="single" w:color="D1D5DB" w:sz="4"/>
-              <w:right w:val="single" w:color="D1D5DB" w:sz="4"/>
-            </w:tcBorders>
-            <w:shd w:fill="EEF0FF" w:color="auto" w:val="clear"/>
-            <w:tcMar>
-              <w:top w:type="dxa" w:w="80"/>
-              <w:left w:type="dxa" w:w="120"/>
-              <w:bottom w:type="dxa" w:w="80"/>
-              <w:right w:type="dxa" w:w="120"/>
-            </w:tcMar>
-            <w:vAlign w:val="top"/>
-          </w:tcPr>
-          <w:p>
-            <w:r>
-              <w:rPr>
-                <w:sz w:val="20"/>
-                <w:szCs w:val="20"/>
-              </w:rPr>
-              <w:t xml:space="preserve">A router chooses a few feed-forward networks per token.</w:t>
-            </w:r>
-          </w:p>
-        </w:tc>
-      </w:tr>
-      <w:tr>
-        <w:trPr>
-          <w:cantSplit/>
-        </w:trPr>
-        <w:tc>
-          <w:tcPr>
-            <w:tcW w:type="dxa" w:w="2370"/>
-            <w:tcBorders>
-              <w:top w:val="single" w:color="D1D5DB" w:sz="4"/>
-              <w:left w:val="single" w:color="D1D5DB" w:sz="4"/>
-              <w:bottom w:val="single" w:color="D1D5DB" w:sz="4"/>
-              <w:right w:val="single" w:color="D1D5DB" w:sz="4"/>
-            </w:tcBorders>
-            <w:shd w:fill="FFFFFF" w:color="auto" w:val="clear"/>
-            <w:tcMar>
-              <w:top w:type="dxa" w:w="80"/>
-              <w:left w:type="dxa" w:w="120"/>
-              <w:bottom w:type="dxa" w:w="80"/>
-              <w:right w:type="dxa" w:w="120"/>
-            </w:tcMar>
-            <w:vAlign w:val="top"/>
-          </w:tcPr>
-          <w:p>
-            <w:r>
-              <w:rPr>
-                <w:b/>
-                <w:bCs/>
-                <w:sz w:val="20"/>
-                <w:szCs w:val="20"/>
-              </w:rPr>
-              <w:t xml:space="preserve">ViT</w:t>
-            </w:r>
-          </w:p>
-        </w:tc>
-        <w:tc>
-          <w:tcPr>
-            <w:tcW w:type="dxa" w:w="7042"/>
-            <w:tcBorders>
-              <w:top w:val="single" w:color="D1D5DB" w:sz="4"/>
-              <w:left w:val="single" w:color="D1D5DB" w:sz="4"/>
-              <w:bottom w:val="single" w:color="D1D5DB" w:sz="4"/>
-              <w:right w:val="single" w:color="D1D5DB" w:sz="4"/>
-            </w:tcBorders>
-            <w:shd w:fill="FFFFFF" w:color="auto" w:val="clear"/>
-            <w:tcMar>
-              <w:top w:type="dxa" w:w="80"/>
-              <w:left w:type="dxa" w:w="120"/>
-              <w:bottom w:type="dxa" w:w="80"/>
-              <w:right w:type="dxa" w:w="120"/>
-            </w:tcMar>
-            <w:vAlign w:val="top"/>
-          </w:tcPr>
-          <w:p>
-            <w:r>
-              <w:rPr>
-                <w:sz w:val="20"/>
-                <w:szCs w:val="20"/>
-              </w:rPr>
-              <w:t xml:space="preserve">Transformer reading image-patch vectors.</w:t>
-            </w:r>
-          </w:p>
-        </w:tc>
-      </w:tr>
-      <w:tr>
-        <w:trPr>
-          <w:cantSplit/>
-        </w:trPr>
-        <w:tc>
-          <w:tcPr>
-            <w:tcW w:type="dxa" w:w="2370"/>
-            <w:tcBorders>
-              <w:top w:val="single" w:color="D1D5DB" w:sz="4"/>
-              <w:left w:val="single" w:color="D1D5DB" w:sz="4"/>
-              <w:bottom w:val="single" w:color="D1D5DB" w:sz="4"/>
-              <w:right w:val="single" w:color="D1D5DB" w:sz="4"/>
-            </w:tcBorders>
-            <w:shd w:fill="EEF0FF" w:color="auto" w:val="clear"/>
-            <w:tcMar>
-              <w:top w:type="dxa" w:w="80"/>
-              <w:left w:type="dxa" w:w="120"/>
-              <w:bottom w:type="dxa" w:w="80"/>
-              <w:right w:type="dxa" w:w="120"/>
-            </w:tcMar>
-            <w:vAlign w:val="top"/>
-          </w:tcPr>
-          <w:p>
-            <w:r>
-              <w:rPr>
-                <w:b/>
-                <w:bCs/>
-                <w:sz w:val="20"/>
-                <w:szCs w:val="20"/>
-              </w:rPr>
-              <w:t xml:space="preserve">Spectrogram</w:t>
-            </w:r>
-          </w:p>
-        </w:tc>
-        <w:tc>
-          <w:tcPr>
-            <w:tcW w:type="dxa" w:w="7042"/>
-            <w:tcBorders>
-              <w:top w:val="single" w:color="D1D5DB" w:sz="4"/>
-              <w:left w:val="single" w:color="D1D5DB" w:sz="4"/>
-              <w:bottom w:val="single" w:color="D1D5DB" w:sz="4"/>
-              <w:right w:val="single" w:color="D1D5DB" w:sz="4"/>
-            </w:tcBorders>
-            <w:shd w:fill="EEF0FF" w:color="auto" w:val="clear"/>
-            <w:tcMar>
-              <w:top w:type="dxa" w:w="80"/>
-              <w:left w:type="dxa" w:w="120"/>
-              <w:bottom w:type="dxa" w:w="80"/>
-              <w:right w:type="dxa" w:w="120"/>
-            </w:tcMar>
-            <w:vAlign w:val="top"/>
-          </w:tcPr>
-          <w:p>
-            <w:r>
-              <w:rPr>
-                <w:sz w:val="20"/>
-                <w:szCs w:val="20"/>
-              </w:rPr>
-              <w:t xml:space="preserve">Sound energy across time and frequency.</w:t>
-            </w:r>
-          </w:p>
-        </w:tc>
-      </w:tr>
-      <w:tr>
-        <w:trPr>
-          <w:cantSplit/>
-        </w:trPr>
-        <w:tc>
-          <w:tcPr>
-            <w:tcW w:type="dxa" w:w="2370"/>
-            <w:tcBorders>
-              <w:top w:val="single" w:color="D1D5DB" w:sz="4"/>
-              <w:left w:val="single" w:color="D1D5DB" w:sz="4"/>
-              <w:bottom w:val="single" w:color="D1D5DB" w:sz="4"/>
-              <w:right w:val="single" w:color="D1D5DB" w:sz="4"/>
-            </w:tcBorders>
-            <w:shd w:fill="FFFFFF" w:color="auto" w:val="clear"/>
-            <w:tcMar>
-              <w:top w:type="dxa" w:w="80"/>
-              <w:left w:type="dxa" w:w="120"/>
-              <w:bottom w:type="dxa" w:w="80"/>
-              <w:right w:type="dxa" w:w="120"/>
-            </w:tcMar>
-            <w:vAlign w:val="top"/>
-          </w:tcPr>
-          <w:p>
-            <w:r>
-              <w:rPr>
-                <w:b/>
-                <w:bCs/>
-                <w:sz w:val="20"/>
-                <w:szCs w:val="20"/>
-              </w:rPr>
-              <w:t xml:space="preserve">Ablation</w:t>
-            </w:r>
-          </w:p>
-        </w:tc>
-        <w:tc>
-          <w:tcPr>
-            <w:tcW w:type="dxa" w:w="7042"/>
-            <w:tcBorders>
-              <w:top w:val="single" w:color="D1D5DB" w:sz="4"/>
-              <w:left w:val="single" w:color="D1D5DB" w:sz="4"/>
-              <w:bottom w:val="single" w:color="D1D5DB" w:sz="4"/>
-              <w:right w:val="single" w:color="D1D5DB" w:sz="4"/>
-            </w:tcBorders>
-            <w:shd w:fill="FFFFFF" w:color="auto" w:val="clear"/>
-            <w:tcMar>
-              <w:top w:type="dxa" w:w="80"/>
-              <w:left w:type="dxa" w:w="120"/>
-              <w:bottom w:type="dxa" w:w="80"/>
-              <w:right w:type="dxa" w:w="120"/>
-            </w:tcMar>
-            <w:vAlign w:val="top"/>
-          </w:tcPr>
-          <w:p>
-            <w:r>
-              <w:rPr>
-                <w:sz w:val="20"/>
-                <w:szCs w:val="20"/>
-              </w:rPr>
-              <w:t xml:space="preserve">Remove a component and measure its effect.</w:t>
-            </w:r>
-          </w:p>
-        </w:tc>
-      </w:tr>
-    </w:tbl>
-    <w:p>
-      <w:pPr>
-        <w:spacing w:after="120"/>
-      </w:pPr>
+    <w:p>
+      <w:pPr>
+        <w:keepNext w:val="false"/>
+        <w:keepLines/>
+        <w:spacing w:after="140" w:line="288"/>
+      </w:pPr>
+      <w:r>
+        <w:t xml:space="preserve">This week's key terms are listed in the Quick glossary at the end of the beginner walkthrough above. The complete module glossary for all twelve weeks is in Course_Glossary.docx in the 00_Course folder.</w:t>
+      </w:r>
     </w:p>
     <w:p>
       <w:pPr>
@@ -16482,7 +14602,7 @@
         </w:numPr>
         <w:spacing w:after="80" w:line="276"/>
       </w:pPr>
-      <w:hyperlink w:history="1" r:id="rIdbbm0jzco9_wyiay1qw0x8">
+      <w:hyperlink w:history="1" r:id="rId1zgkjxhpzg036dquz9osa">
         <w:r>
           <w:rPr>
             <w:color w:val="4F46E5"/>
@@ -16505,7 +14625,7 @@
         </w:numPr>
         <w:spacing w:after="80" w:line="276"/>
       </w:pPr>
-      <w:hyperlink w:history="1" r:id="rIdq6i1rhewgock4g-iuxo3t">
+      <w:hyperlink w:history="1" r:id="rIdncw2xu1dcp1roe3kx-lvk">
         <w:r>
           <w:rPr>
             <w:color w:val="4F46E5"/>
@@ -16528,7 +14648,7 @@
         </w:numPr>
         <w:spacing w:after="80" w:line="276"/>
       </w:pPr>
-      <w:hyperlink w:history="1" r:id="rIdaawlcuqr_zi3sojotm6vh">
+      <w:hyperlink w:history="1" r:id="rIdvqradspsoa0hhrity7llg">
         <w:r>
           <w:rPr>
             <w:color w:val="4F46E5"/>
@@ -16551,7 +14671,7 @@
         </w:numPr>
         <w:spacing w:after="80" w:line="276"/>
       </w:pPr>
-      <w:hyperlink w:history="1" r:id="rIdbub7t6mbv_2rwlijme7ip">
+      <w:hyperlink w:history="1" r:id="rIdtohur7oyig_j1fdbrjbzp">
         <w:r>
           <w:rPr>
             <w:color w:val="4F46E5"/>
@@ -16574,7 +14694,7 @@
         </w:numPr>
         <w:spacing w:after="80" w:line="276"/>
       </w:pPr>
-      <w:hyperlink w:history="1" r:id="rIdra3xnqqiyhi7swotwvv7j">
+      <w:hyperlink w:history="1" r:id="rId3nxvnbezvqsgkenidhwl2">
         <w:r>
           <w:rPr>
             <w:color w:val="4F46E5"/>
@@ -16597,7 +14717,7 @@
         </w:numPr>
         <w:spacing w:after="80" w:line="276"/>
       </w:pPr>
-      <w:hyperlink w:history="1" r:id="rIdvud37wqgoe8a28ow9qb19">
+      <w:hyperlink w:history="1" r:id="rIdqgmjqjvqbt_24z2urkeov">
         <w:r>
           <w:rPr>
             <w:color w:val="4F46E5"/>
@@ -16620,7 +14740,7 @@
         </w:numPr>
         <w:spacing w:after="80" w:line="276"/>
       </w:pPr>
-      <w:hyperlink w:history="1" r:id="rIdrt5jpesy_eyc4fydnllvg">
+      <w:hyperlink w:history="1" r:id="rIdzpla5kafubw1lsbp4wuai">
         <w:r>
           <w:rPr>
             <w:color w:val="4F46E5"/>
@@ -16653,7 +14773,7 @@
         </w:numPr>
         <w:spacing w:after="80" w:line="276"/>
       </w:pPr>
-      <w:hyperlink w:history="1" r:id="rIdmghkk_vcm-ciuaf4wlx8n">
+      <w:hyperlink w:history="1" r:id="rIdvewqk__ge2oque1sa82iv">
         <w:r>
           <w:rPr>
             <w:color w:val="4F46E5"/>
@@ -16676,7 +14796,7 @@
         </w:numPr>
         <w:spacing w:after="80" w:line="276"/>
       </w:pPr>
-      <w:hyperlink w:history="1" r:id="rIdj7rzyvn49hrjormwx4mus">
+      <w:hyperlink w:history="1" r:id="rIdrhsa1ts2q_jcckybk9o3k">
         <w:r>
           <w:rPr>
             <w:color w:val="4F46E5"/>
@@ -16699,7 +14819,7 @@
         </w:numPr>
         <w:spacing w:after="80" w:line="276"/>
       </w:pPr>
-      <w:hyperlink w:history="1" r:id="rIdrmrryrn_fhsnmvqil60yt">
+      <w:hyperlink w:history="1" r:id="rIdrgccoycdsllyd-mb2m_dp">
         <w:r>
           <w:rPr>
             <w:color w:val="4F46E5"/>
@@ -16722,7 +14842,7 @@
         </w:numPr>
         <w:spacing w:after="80" w:line="276"/>
       </w:pPr>
-      <w:hyperlink w:history="1" r:id="rIdhdqikadnsnblt8lod8ekn">
+      <w:hyperlink w:history="1" r:id="rIde8w8x7f_l-cmog7mak8r2">
         <w:r>
           <w:rPr>
             <w:color w:val="4F46E5"/>
@@ -16745,7 +14865,7 @@
         </w:numPr>
         <w:spacing w:after="80" w:line="276"/>
       </w:pPr>
-      <w:hyperlink w:history="1" r:id="rIdmtnoevnghql5lln8cl62f">
+      <w:hyperlink w:history="1" r:id="rId5qfgfvqojiahducmnpr_k">
         <w:r>
           <w:rPr>
             <w:color w:val="4F46E5"/>
@@ -16768,7 +14888,7 @@
         </w:numPr>
         <w:spacing w:after="80" w:line="276"/>
       </w:pPr>
-      <w:hyperlink w:history="1" r:id="rId2iidr9gexepee_qw7pc_a">
+      <w:hyperlink w:history="1" r:id="rIdfzdctvblilahdvfns-gtk">
         <w:r>
           <w:rPr>
             <w:color w:val="4F46E5"/>
@@ -16791,7 +14911,7 @@
         </w:numPr>
         <w:spacing w:after="80" w:line="276"/>
       </w:pPr>
-      <w:hyperlink w:history="1" r:id="rIdvriynkz9kus18py-dj8wu">
+      <w:hyperlink w:history="1" r:id="rIdizoh85vmrhe0ke_wd6cpx">
         <w:r>
           <w:rPr>
             <w:color w:val="4F46E5"/>
@@ -16814,7 +14934,7 @@
         </w:numPr>
         <w:spacing w:after="80" w:line="276"/>
       </w:pPr>
-      <w:hyperlink w:history="1" r:id="rIdrztyppjdvmtg5eqbzgtmv">
+      <w:hyperlink w:history="1" r:id="rIdrxmwdsktvh-qtwexy5cwy">
         <w:r>
           <w:rPr>
             <w:color w:val="4F46E5"/>
@@ -16837,7 +14957,7 @@
         </w:numPr>
         <w:spacing w:after="80" w:line="276"/>
       </w:pPr>
-      <w:hyperlink w:history="1" r:id="rIdaqyldzvpxvfwijywx6juy">
+      <w:hyperlink w:history="1" r:id="rIdkvh4jslkm1ykkywbqrrf4">
         <w:r>
           <w:rPr>
             <w:color w:val="4F46E5"/>
@@ -16860,7 +14980,7 @@
         </w:numPr>
         <w:spacing w:after="80" w:line="276"/>
       </w:pPr>
-      <w:hyperlink w:history="1" r:id="rIdwy1gsklovvmaxljrg8y5r">
+      <w:hyperlink w:history="1" r:id="rIdnuyjchpu0o1qomepumm_0">
         <w:r>
           <w:rPr>
             <w:color w:val="4F46E5"/>
@@ -16893,7 +15013,7 @@
         </w:numPr>
         <w:spacing w:after="80" w:line="276"/>
       </w:pPr>
-      <w:hyperlink w:history="1" r:id="rIdtyr-teb1nmx9x0y4ajsyx">
+      <w:hyperlink w:history="1" r:id="rIdey46cwnstkfw6cbdtooqz">
         <w:r>
           <w:rPr>
             <w:color w:val="4F46E5"/>
@@ -16916,7 +15036,7 @@
         </w:numPr>
         <w:spacing w:after="80" w:line="276"/>
       </w:pPr>
-      <w:hyperlink w:history="1" r:id="rId_5ec3anulggazhinp8mrr">
+      <w:hyperlink w:history="1" r:id="rIdlw_zfkjvginoekjupu-sg">
         <w:r>
           <w:rPr>
             <w:color w:val="4F46E5"/>
@@ -16939,7 +15059,7 @@
         </w:numPr>
         <w:spacing w:after="80" w:line="276"/>
       </w:pPr>
-      <w:hyperlink w:history="1" r:id="rIdv0pm-3jzrikyotrcwwqhe">
+      <w:hyperlink w:history="1" r:id="rIdknukfx4hkbypaovpjo1yg">
         <w:r>
           <w:rPr>
             <w:color w:val="4F46E5"/>
@@ -16962,7 +15082,7 @@
         </w:numPr>
         <w:spacing w:after="80" w:line="276"/>
       </w:pPr>
-      <w:hyperlink w:history="1" r:id="rIdpia2xtgqtton8py_lirhm">
+      <w:hyperlink w:history="1" r:id="rIdrdwi2npx_1ywh7pvnknaq">
         <w:r>
           <w:rPr>
             <w:color w:val="4F46E5"/>
@@ -16984,7 +15104,7 @@
       <w:r>
         <w:t xml:space="preserve">Descriptor book reading remains Tunstall, von Werra and Wolf, Natural Language Processing with Transformers, chapter 3; Foster, Generative Deep Learning, chapter 9; and Rothman, Transformers for Natural Language Processing, chapters 1–2. </w:t>
       </w:r>
-      <w:hyperlink w:history="1" r:id="rIdio5pnb-kb1wihzvdacazq">
+      <w:hyperlink w:history="1" r:id="rIdueaxjjlw9oqmknkeva4a_">
         <w:r>
           <w:rPr>
             <w:color w:val="4F46E5"/>
@@ -17032,7 +15152,63 @@
         <w:keepNext/>
       </w:pPr>
       <w:r>
-        <w:t xml:space="preserve">Class recap</w:t>
+        <w:t xml:space="preserve">A complete classroom calculation</w:t>
+      </w:r>
+    </w:p>
+    <w:p>
+      <w:pPr>
+        <w:keepNext w:val="false"/>
+        <w:keepLines/>
+        <w:spacing w:after="140" w:line="288"/>
+      </w:pPr>
+      <w:r>
+        <w:t xml:space="preserve">Keep matching and carrying information separate. For cat, q=[1,0]. The supplied keys [1,0], [0,1] and [1,1] give dot products [1,0,1]. Divide by √2 to obtain approximately [0.707,0,0.707]. Exponentiating produces approximately [2.028,1,2.028]; dividing by their sum gives approximately [0.401,0.198,0.401].</w:t>
+      </w:r>
+    </w:p>
+    <w:p>
+      <w:pPr>
+        <w:keepNext w:val="false"/>
+        <w:keepLines/>
+        <w:spacing w:after="140" w:line="288"/>
+      </w:pPr>
+      <w:r>
+        <w:t xml:space="preserve">The supplied values are [1,0], [0,1] and [0.5,0.5]. The first output coordinate is 0.401×1 + 0.198×0 + 0.401×0.5, approximately 0.602. The second is 0.401×0 + 0.198×1 + 0.401×0.5, approximately 0.398. These manufactured inputs explain the calculation; they are not measured trained-word representations. Retain full precision and round only for display.</w:t>
+      </w:r>
+    </w:p>
+    <w:p>
+      <w:pPr>
+        <w:keepNext w:val="false"/>
+        <w:keepLines/>
+        <w:spacing w:after="140" w:line="288"/>
+      </w:pPr>
+      <w:r>
+        <w:rPr>
+          <w:b/>
+          <w:bCs/>
+        </w:rPr>
+        <w:t xml:space="preserve">Predict before revealing:</w:t>
+      </w:r>
+      <w:r>
+        <w:t xml:space="preserve"> change only the values. Which quantities stay fixed? </w:t>
+      </w:r>
+      <w:r>
+        <w:rPr>
+          <w:b/>
+          <w:bCs/>
+        </w:rPr>
+        <w:t xml:space="preserve">Answer:</w:t>
+      </w:r>
+      <w:r>
+        <w:t xml:space="preserve"> query-key scores and attention weights stay fixed; the output mixture changes. Change a key instead, and both weights and output can change.</w:t>
+      </w:r>
+    </w:p>
+    <w:p>
+      <w:pPr>
+        <w:pStyle w:val="Heading1"/>
+        <w:keepNext/>
+      </w:pPr>
+      <w:r>
+        <w:t xml:space="preserve">Follow a real training update</w:t>
       </w:r>
     </w:p>
     <w:p>
@@ -17046,7 +15222,16 @@
         <w:spacing w:after="80" w:line="276"/>
       </w:pPr>
       <w:r>
-        <w:t xml:space="preserve">IDs become vectors with positions.</w:t>
+        <w:rPr>
+          <w:rFonts w:ascii="Consolas" w:cs="Consolas" w:eastAsia="Consolas" w:hAnsi="Consolas"/>
+          <w:color w:val="4F46E5"/>
+          <w:sz w:val="20"/>
+          <w:szCs w:val="20"/>
+        </w:rPr>
+        <w:t xml:space="preserve">get_batch</w:t>
+      </w:r>
+      <w:r>
+        <w:t xml:space="preserve"> returns input IDs [B,T] and following-character target IDs [B,T].</w:t>
       </w:r>
     </w:p>
     <w:p>
@@ -17060,7 +15245,7 @@
         <w:spacing w:after="80" w:line="276"/>
       </w:pPr>
       <w:r>
-        <w:t xml:space="preserve">Queries match keys; weights mix values.</w:t>
+        <w:t xml:space="preserve">Token and position lookup produce [B,T,d]. The targets bypass this path.</w:t>
       </w:r>
     </w:p>
     <w:p>
@@ -17074,7 +15259,7 @@
         <w:spacing w:after="80" w:line="276"/>
       </w:pPr>
       <w:r>
-        <w:t xml:space="preserve">Heads offer learned views.</w:t>
+        <w:t xml:space="preserve">Causal blocks exchange allowed information and transform each position.</w:t>
       </w:r>
     </w:p>
     <w:p>
@@ -17088,7 +15273,7 @@
         <w:spacing w:after="80" w:line="276"/>
       </w:pPr>
       <w:r>
-        <w:t xml:space="preserve">Masks block future information.</w:t>
+        <w:t xml:space="preserve">The vocabulary head produces [B,T,V] logits.</w:t>
       </w:r>
     </w:p>
     <w:p>
@@ -17102,7 +15287,7 @@
         <w:spacing w:after="80" w:line="276"/>
       </w:pPr>
       <w:r>
-        <w:t xml:space="preserve">Blocks add corrections.</w:t>
+        <w:t xml:space="preserve">Cross-entropy compares those logits with target IDs; it reduces the scored entries to a scalar loss.</w:t>
       </w:r>
     </w:p>
     <w:p>
@@ -17116,7 +15301,7 @@
         <w:spacing w:after="80" w:line="276"/>
       </w:pPr>
       <w:r>
-        <w:t xml:space="preserve">Training updates weights; inference extends prefixes.</w:t>
+        <w:t xml:space="preserve">Backward computes gradients, and the optimiser changes registered weights.</w:t>
       </w:r>
     </w:p>
     <w:p>
@@ -17130,7 +15315,511 @@
         <w:spacing w:after="80" w:line="276"/>
       </w:pPr>
       <w:r>
-        <w:t xml:space="preserve">Evaluate predictions and inspect limitations.</w:t>
+        <w:rPr>
+          <w:rFonts w:ascii="Consolas" w:cs="Consolas" w:eastAsia="Consolas" w:hAnsi="Consolas"/>
+          <w:color w:val="4F46E5"/>
+          <w:sz w:val="20"/>
+          <w:szCs w:val="20"/>
+        </w:rPr>
+        <w:t xml:space="preserve">val_loss</w:t>
+      </w:r>
+      <w:r>
+        <w:t xml:space="preserve"> scores separate development text without an update.</w:t>
+      </w:r>
+    </w:p>
+    <w:p>
+      <w:pPr>
+        <w:keepNext w:val="false"/>
+        <w:keepLines/>
+        <w:spacing w:after="140" w:line="288"/>
+      </w:pPr>
+      <w:r>
+        <w:t xml:space="preserve">The lab diagram shows this training route. The worked numerical attention checks, downloaded BERT/GPT-2 inspection and cache benchmark are separate experiments. Their results do not flow into CharGPT's training examples.</w:t>
+      </w:r>
+    </w:p>
+    <w:p>
+      <w:pPr>
+        <w:pStyle w:val="Heading2"/>
+        <w:keepNext/>
+      </w:pPr>
+      <w:r>
+        <w:t xml:space="preserve">Shapes through several heads</w:t>
+      </w:r>
+    </w:p>
+    <w:p>
+      <w:pPr>
+        <w:keepNext w:val="false"/>
+        <w:keepLines/>
+        <w:spacing w:after="140" w:line="288"/>
+      </w:pPr>
+      <w:r>
+        <w:t xml:space="preserve">For a worked input [2,10,32] and four heads, projections initially preserve the three model axes. Splitting gives [2,10,4,8]. Transpose moves the head axis to give [2,4,10,8]. Each head makes [2,4,10,10] query-source scores. Its value mixtures are [2,4,10,8]. Transpose back and merge to recover [2,10,32], then apply the learned output projection.</w:t>
+      </w:r>
+    </w:p>
+    <w:p>
+      <w:pPr>
+        <w:keepNext w:val="false"/>
+        <w:keepLines/>
+        <w:spacing w:after="140" w:line="288"/>
+      </w:pPr>
+      <w:r>
+        <w:t xml:space="preserve">The notebook's check compares this mixture with PyTorch and verifies the causal boundary. A tokenwise projection can pass a shape check and hide the future without implementing attention, which is why checking the actual mixture is necessary.</w:t>
+      </w:r>
+    </w:p>
+    <w:p>
+      <w:pPr>
+        <w:pStyle w:val="Heading1"/>
+        <w:keepNext/>
+      </w:pPr>
+      <w:r>
+        <w:t xml:space="preserve">Reading the compact archived GPT-2 plots</w:t>
+      </w:r>
+    </w:p>
+    <w:p>
+      <w:pPr>
+        <w:keepNext w:val="false"/>
+        <w:keepLines/>
+        <w:spacing w:after="140" w:line="288"/>
+      </w:pPr>
+      <w:r>
+        <w:t xml:space="preserve">The diagram retains both complete measured weight matrices. Sparse numbered tick labels make them readable without repeating every token twice. L means layer and H means head. Query is the receiving position; source is the position read. In this archived tokenisation, index 8 is it, index 11 is tired and index 12 is the full stop. The full input is The animal didn't cross the street because it was too tired.</w:t>
+      </w:r>
+    </w:p>
+    <w:p>
+      <w:pPr>
+        <w:keepNext w:val="false"/>
+        <w:keepLines/>
+        <w:spacing w:after="140" w:line="288"/>
+      </w:pPr>
+      <w:r>
+        <w:t xml:space="preserve">Use the diagonal to identify allowed current positions. Cells above it correspond to later sources, which are blocked. Compare how the two displayed heads distribute allowed weight. Changing tired to wide cannot affect the earlier it row when the prefix through it stays identical; a later output can access the adjective.</w:t>
+      </w:r>
+    </w:p>
+    <w:p>
+      <w:pPr>
+        <w:pStyle w:val="Heading1"/>
+        <w:keepNext/>
+      </w:pPr>
+      <w:r>
+        <w:t xml:space="preserve">Five self-checks with answers</w:t>
+      </w:r>
+    </w:p>
+    <w:p>
+      <w:pPr>
+        <w:pStyle w:val="ListParagraph"/>
+        <w:keepLines/>
+        <w:numPr>
+          <w:ilvl w:val="0"/>
+          <w:numId w:val="16"/>
+        </w:numPr>
+        <w:spacing w:after="80" w:line="276"/>
+      </w:pPr>
+      <w:r>
+        <w:t xml:space="preserve">Three queries read five source keys. What is the score shape? </w:t>
+      </w:r>
+      <w:r>
+        <w:rPr>
+          <w:b/>
+          <w:bCs/>
+        </w:rPr>
+        <w:t xml:space="preserve">Answer:</w:t>
+      </w:r>
+      <w:r>
+        <w:t xml:space="preserve"> [3,5]. Value width determines output features.</w:t>
+      </w:r>
+    </w:p>
+    <w:p>
+      <w:pPr>
+        <w:pStyle w:val="ListParagraph"/>
+        <w:keepLines/>
+        <w:numPr>
+          <w:ilvl w:val="0"/>
+          <w:numId w:val="16"/>
+        </w:numPr>
+        <w:spacing w:after="80" w:line="276"/>
+      </w:pPr>
+      <w:r>
+        <w:t xml:space="preserve">What is mixed: keys or values? </w:t>
+      </w:r>
+      <w:r>
+        <w:rPr>
+          <w:b/>
+          <w:bCs/>
+        </w:rPr>
+        <w:t xml:space="preserve">Answer:</w:t>
+      </w:r>
+      <w:r>
+        <w:t xml:space="preserve"> values; keys help determine weights.</w:t>
+      </w:r>
+    </w:p>
+    <w:p>
+      <w:pPr>
+        <w:pStyle w:val="ListParagraph"/>
+        <w:keepLines/>
+        <w:numPr>
+          <w:ilvl w:val="0"/>
+          <w:numId w:val="16"/>
+        </w:numPr>
+        <w:spacing w:after="80" w:line="276"/>
+      </w:pPr>
+      <w:r>
+        <w:t xml:space="preserve">May a causal query read its current input? </w:t>
+      </w:r>
+      <w:r>
+        <w:rPr>
+          <w:b/>
+          <w:bCs/>
+        </w:rPr>
+        <w:t xml:space="preserve">Answer:</w:t>
+      </w:r>
+      <w:r>
+        <w:t xml:space="preserve"> yes, while predicting the following target.</w:t>
+      </w:r>
+    </w:p>
+    <w:p>
+      <w:pPr>
+        <w:pStyle w:val="ListParagraph"/>
+        <w:keepLines/>
+        <w:numPr>
+          <w:ilvl w:val="0"/>
+          <w:numId w:val="16"/>
+        </w:numPr>
+        <w:spacing w:after="80" w:line="276"/>
+      </w:pPr>
+      <w:r>
+        <w:t xml:space="preserve">Does no_grad disable dropout? </w:t>
+      </w:r>
+      <w:r>
+        <w:rPr>
+          <w:b/>
+          <w:bCs/>
+        </w:rPr>
+        <w:t xml:space="preserve">Answer:</w:t>
+      </w:r>
+      <w:r>
+        <w:t xml:space="preserve"> no. Evaluation mode controls dropout; no_grad controls gradient recording.</w:t>
+      </w:r>
+    </w:p>
+    <w:p>
+      <w:pPr>
+        <w:pStyle w:val="ListParagraph"/>
+        <w:keepLines/>
+        <w:numPr>
+          <w:ilvl w:val="0"/>
+          <w:numId w:val="16"/>
+        </w:numPr>
+        <w:spacing w:after="80" w:line="276"/>
+      </w:pPr>
+      <w:r>
+        <w:t xml:space="preserve">Can the strongest selected head establish pronoun understanding? </w:t>
+      </w:r>
+      <w:r>
+        <w:rPr>
+          <w:b/>
+          <w:bCs/>
+        </w:rPr>
+        <w:t xml:space="preserve">Answer:</w:t>
+      </w:r>
+      <w:r>
+        <w:t xml:space="preserve"> no. Disclose selection, inspect other heads and measure controlled changes in outputs.</w:t>
+      </w:r>
+    </w:p>
+    <w:p>
+      <w:pPr>
+        <w:pStyle w:val="Heading1"/>
+        <w:keepNext/>
+      </w:pPr>
+      <w:r>
+        <w:t xml:space="preserve">Local core and optional model help</w:t>
+      </w:r>
+    </w:p>
+    <w:p>
+      <w:pPr>
+        <w:keepNext w:val="false"/>
+        <w:keepLines/>
+        <w:spacing w:after="140" w:line="288"/>
+      </w:pPr>
+      <w:r>
+        <w:t xml:space="preserve">The core trains a real transformer with bounded settings; malformed words are useful evidence about its limited budget. It downloads only the 1.1 MB corpus and falls back to bundled text offline. </w:t>
+      </w:r>
+      <w:r>
+        <w:rPr>
+          <w:rFonts w:ascii="Consolas" w:cs="Consolas" w:eastAsia="Consolas" w:hAnsi="Consolas"/>
+          <w:color w:val="4F46E5"/>
+          <w:sz w:val="20"/>
+          <w:szCs w:val="20"/>
+        </w:rPr>
+        <w:t xml:space="preserve">RUN_PRETRAINED</w:t>
+      </w:r>
+      <w:r>
+        <w:t xml:space="preserve"> enables historical BERT/GPT-2 inspection; </w:t>
+      </w:r>
+      <w:r>
+        <w:rPr>
+          <w:rFonts w:ascii="Consolas" w:cs="Consolas" w:eastAsia="Consolas" w:hAnsi="Consolas"/>
+          <w:color w:val="4F46E5"/>
+          <w:sz w:val="20"/>
+          <w:szCs w:val="20"/>
+        </w:rPr>
+        <w:t xml:space="preserve">RUN_CACHE_BENCHMARK</w:t>
+      </w:r>
+      <w:r>
+        <w:t xml:space="preserve"> additionally enables timed generation. </w:t>
+      </w:r>
+      <w:r>
+        <w:rPr>
+          <w:rFonts w:ascii="Consolas" w:cs="Consolas" w:eastAsia="Consolas" w:hAnsi="Consolas"/>
+          <w:color w:val="4F46E5"/>
+          <w:sz w:val="20"/>
+          <w:szCs w:val="20"/>
+        </w:rPr>
+        <w:t xml:space="preserve">RUN_STRETCH</w:t>
+      </w:r>
+      <w:r>
+        <w:t xml:space="preserve"> trains a larger model for longer. State which options ran when reporting results.</w:t>
+      </w:r>
+    </w:p>
+    <w:p>
+      <w:pPr>
+        <w:keepNext w:val="false"/>
+        <w:keepLines/>
+        <w:spacing w:after="140" w:line="288"/>
+      </w:pPr>
+      <w:r>
+        <w:t xml:space="preserve">Injected </w:t>
+      </w:r>
+      <w:r>
+        <w:rPr>
+          <w:rFonts w:ascii="Consolas" w:cs="Consolas" w:eastAsia="Consolas" w:hAnsi="Consolas"/>
+          <w:color w:val="4F46E5"/>
+          <w:sz w:val="20"/>
+          <w:szCs w:val="20"/>
+        </w:rPr>
+        <w:t xml:space="preserve">USE_GEMINI=False</w:t>
+      </w:r>
+      <w:r>
+        <w:t xml:space="preserve"> and </w:t>
+      </w:r>
+      <w:r>
+        <w:rPr>
+          <w:rFonts w:ascii="Consolas" w:cs="Consolas" w:eastAsia="Consolas" w:hAnsi="Consolas"/>
+          <w:color w:val="4F46E5"/>
+          <w:sz w:val="20"/>
+          <w:szCs w:val="20"/>
+        </w:rPr>
+        <w:t xml:space="preserve">USE_OPENAI=False</w:t>
+      </w:r>
+      <w:r>
+        <w:t xml:space="preserve"> keep the optional API route off. Enable exactly one to select an </w:t>
+      </w:r>
+      <w:r>
+        <w:rPr>
+          <w:rFonts w:ascii="Consolas" w:cs="Consolas" w:eastAsia="Consolas" w:hAnsi="Consolas"/>
+          <w:color w:val="4F46E5"/>
+          <w:sz w:val="20"/>
+          <w:szCs w:val="20"/>
+        </w:rPr>
+        <w:t xml:space="preserve">ask_model</w:t>
+      </w:r>
+      <w:r>
+        <w:t xml:space="preserve"> explanation critique. If both are enabled, </w:t>
+      </w:r>
+      <w:r>
+        <w:rPr>
+          <w:rFonts w:ascii="Consolas" w:cs="Consolas" w:eastAsia="Consolas" w:hAnsi="Consolas"/>
+          <w:color w:val="4F46E5"/>
+          <w:sz w:val="20"/>
+          <w:szCs w:val="20"/>
+        </w:rPr>
+        <w:t xml:space="preserve">ask_model</w:t>
+      </w:r>
+      <w:r>
+        <w:t xml:space="preserve"> asks you to choose one and the local guidance is used instead. The prompt is synthetic, keys are never printed, and the local checklist is used when the helper returns None. Neither API reveals this CharGPT's internal weights or supplies measurement evidence. Gemini free-tier availability varies by region; EEA/UK/Swiss API-client distribution has paid-service conditions.</w:t>
+      </w:r>
+    </w:p>
+    <w:p>
+      <w:pPr>
+        <w:keepNext w:val="false"/>
+        <w:keepLines/>
+        <w:spacing w:after="140" w:line="288"/>
+      </w:pPr>
+      <w:r>
+        <w:t xml:space="preserve">Verified implementation references (11 October 2026): </w:t>
+      </w:r>
+      <w:hyperlink w:history="1" r:id="rId4itic91nyk4vjrwxzs33w">
+        <w:r>
+          <w:rPr>
+            <w:color w:val="4F46E5"/>
+            <w:u w:val="single"/>
+          </w:rPr>
+          <w:t xml:space="preserve">PyTorch SDPA</w:t>
+        </w:r>
+      </w:hyperlink>
+      <w:r>
+        <w:t xml:space="preserve">, </w:t>
+      </w:r>
+      <w:hyperlink w:history="1" r:id="rId3y9bv4r7uktaml59czjal">
+        <w:r>
+          <w:rPr>
+            <w:color w:val="4F46E5"/>
+            <w:u w:val="single"/>
+          </w:rPr>
+          <w:t xml:space="preserve">BERT publisher page</w:t>
+        </w:r>
+      </w:hyperlink>
+      <w:r>
+        <w:t xml:space="preserve">, and </w:t>
+      </w:r>
+      <w:hyperlink w:history="1" r:id="rIdtv66jovszilt5_ev7aoie">
+        <w:r>
+          <w:rPr>
+            <w:color w:val="4F46E5"/>
+            <w:u w:val="single"/>
+          </w:rPr>
+          <w:t xml:space="preserve">GPT-2 publisher page</w:t>
+        </w:r>
+      </w:hyperlink>
+      <w:r>
+        <w:t xml:space="preserve">. Both model IDs are historical inspection examples, not recommendations about current market popularity. Begin with the </w:t>
+      </w:r>
+      <w:hyperlink w:history="1" r:id="rId6f5l0kicjb3w3yjn4cclg">
+        <w:r>
+          <w:rPr>
+            <w:color w:val="4F46E5"/>
+            <w:u w:val="single"/>
+          </w:rPr>
+          <w:t xml:space="preserve">3Blue1Brown attention video</w:t>
+        </w:r>
+      </w:hyperlink>
+      <w:r>
+        <w:t xml:space="preserve">, then verify a numerical row and a code shape yourself.</w:t>
+      </w:r>
+    </w:p>
+    <w:p>
+      <w:pPr>
+        <w:pStyle w:val="Heading1"/>
+        <w:keepNext/>
+      </w:pPr>
+      <w:r>
+        <w:t xml:space="preserve">Class recap</w:t>
+      </w:r>
+    </w:p>
+    <w:p>
+      <w:pPr>
+        <w:pStyle w:val="ListParagraph"/>
+        <w:keepLines/>
+        <w:numPr>
+          <w:ilvl w:val="0"/>
+          <w:numId w:val="17"/>
+        </w:numPr>
+        <w:spacing w:after="80" w:line="276"/>
+      </w:pPr>
+      <w:r>
+        <w:t xml:space="preserve">IDs and positions form vectors.</w:t>
+      </w:r>
+    </w:p>
+    <w:p>
+      <w:pPr>
+        <w:pStyle w:val="ListParagraph"/>
+        <w:keepLines/>
+        <w:numPr>
+          <w:ilvl w:val="0"/>
+          <w:numId w:val="17"/>
+        </w:numPr>
+        <w:spacing w:after="80" w:line="276"/>
+      </w:pPr>
+      <w:r>
+        <w:t xml:space="preserve">Weights mix values.</w:t>
+      </w:r>
+    </w:p>
+    <w:p>
+      <w:pPr>
+        <w:pStyle w:val="ListParagraph"/>
+        <w:keepLines/>
+        <w:numPr>
+          <w:ilvl w:val="0"/>
+          <w:numId w:val="17"/>
+        </w:numPr>
+        <w:spacing w:after="80" w:line="276"/>
+      </w:pPr>
+      <w:r>
+        <w:t xml:space="preserve">Masks prevent future leakage.</w:t>
+      </w:r>
+    </w:p>
+    <w:p>
+      <w:pPr>
+        <w:pStyle w:val="ListParagraph"/>
+        <w:keepLines/>
+        <w:numPr>
+          <w:ilvl w:val="0"/>
+          <w:numId w:val="17"/>
+        </w:numPr>
+        <w:spacing w:after="80" w:line="276"/>
+      </w:pPr>
+      <w:r>
+        <w:t xml:space="preserve">Blocks add learned corrections.</w:t>
+      </w:r>
+    </w:p>
+    <w:p>
+      <w:pPr>
+        <w:pStyle w:val="ListParagraph"/>
+        <w:keepLines/>
+        <w:numPr>
+          <w:ilvl w:val="0"/>
+          <w:numId w:val="17"/>
+        </w:numPr>
+        <w:spacing w:after="80" w:line="276"/>
+      </w:pPr>
+      <w:r>
+        <w:t xml:space="preserve">Training updates; generation extends.</w:t>
+      </w:r>
+    </w:p>
+    <w:p>
+      <w:pPr>
+        <w:pStyle w:val="ListParagraph"/>
+        <w:keepLines/>
+        <w:numPr>
+          <w:ilvl w:val="0"/>
+          <w:numId w:val="17"/>
+        </w:numPr>
+        <w:spacing w:after="80" w:line="276"/>
+      </w:pPr>
+      <w:r>
+        <w:t xml:space="preserve">Evaluate evidence and limits.</w:t>
+      </w:r>
+    </w:p>
+    <w:p>
+      <w:pPr>
+        <w:keepNext/>
+        <w:keepLines/>
+        <w:spacing w:after="140" w:line="288"/>
+      </w:pPr>
+      <w:r>
+        <w:rPr>
+          <w:b/>
+          <w:bCs/>
+        </w:rPr>
+        <w:t xml:space="preserve">Exit question.</w:t>
+      </w:r>
+      <w:r>
+        <w:t xml:space="preserve"> Training or generation changes weights?</w:t>
+      </w:r>
+    </w:p>
+    <w:p>
+      <w:pPr>
+        <w:keepNext/>
+        <w:keepLines/>
+        <w:spacing w:after="140" w:line="288"/>
+      </w:pPr>
+      <w:r>
+        <w:rPr>
+          <w:b/>
+          <w:bCs/>
+        </w:rPr>
+        <w:t xml:space="preserve">Answer.</w:t>
+      </w:r>
+      <w:r>
+        <w:t xml:space="preserve"> Training changes parameters using target errors. Generation keeps them fixed and extends the prefix.</w:t>
       </w:r>
     </w:p>
     <w:p>
@@ -17194,40 +15883,6 @@
           <w:szCs w:val="19"/>
         </w:rPr>
         <w:t xml:space="preserve">What we learned: transformers</w:t>
-      </w:r>
-    </w:p>
-    <w:p>
-      <w:pPr>
-        <w:keepNext/>
-        <w:keepLines/>
-        <w:spacing w:after="140" w:line="288"/>
-      </w:pPr>
-      <w:r>
-        <w:rPr>
-          <w:b/>
-          <w:bCs/>
-        </w:rPr>
-        <w:t xml:space="preserve">Exit question.</w:t>
-      </w:r>
-      <w:r>
-        <w:t xml:space="preserve"> What changes during training, and what changes during generation?</w:t>
-      </w:r>
-    </w:p>
-    <w:p>
-      <w:pPr>
-        <w:keepNext w:val="false"/>
-        <w:keepLines/>
-        <w:spacing w:after="140" w:line="288"/>
-      </w:pPr>
-      <w:r>
-        <w:rPr>
-          <w:b/>
-          <w:bCs/>
-        </w:rPr>
-        <w:t xml:space="preserve">Answer.</w:t>
-      </w:r>
-      <w:r>
-        <w:t xml:space="preserve"> Training changes parameters using target errors. Generation keeps them fixed and extends the prefix.</w:t>
       </w:r>
     </w:p>
     <w:sectPr>
@@ -17601,6 +16256,18 @@
     </w:lvlOverride>
   </w:num>
   <w:num w:numId="15">
+    <w:abstractNumId w:val="3"/>
+    <w:lvlOverride w:ilvl="0">
+      <w:startOverride w:val="1"/>
+    </w:lvlOverride>
+  </w:num>
+  <w:num w:numId="16">
+    <w:abstractNumId w:val="3"/>
+    <w:lvlOverride w:ilvl="0">
+      <w:startOverride w:val="1"/>
+    </w:lvlOverride>
+  </w:num>
+  <w:num w:numId="17">
     <w:abstractNumId w:val="2"/>
     <w:lvlOverride w:ilvl="0">
       <w:startOverride w:val="1"/>
